--- a/ind/docx/28.content.docx
+++ b/ind/docx/28.content.docx
@@ -19,7 +19,7 @@
         <w:rPr>
           <w:lang w:val="id_ID" w:bidi="id_ID"/>
         </w:rPr>
-        <w:t>Resource: Tyndale Open Study Notes</w:t>
+        <w:t>Resource: Aquifer Open Study Notes</w:t>
       </w:r>
       <w:r>
         <w:rPr>
@@ -112,7 +112,7 @@
         <w:rPr>
           <w:lang w:val="id_ID" w:bidi="id_ID"/>
         </w:rPr>
-        <w:t>Tyndale Open Study Notes</w:t>
+        <w:t>Aquifer Open Study Notes</w:t>
       </w:r>
     </w:p>
     <w:p>

--- a/ind/docx/28.content.docx
+++ b/ind/docx/28.content.docx
@@ -239,90 +239,60 @@
         </w:rPr>
         <w:t xml:space="preserve">: Kitab Hosea dimulai dengan menegaskan bahwa ini bukan sekadar kata-kata manusia, melainkan pesan dari satu-satunya Allah yang benar (bdk. </w:t>
       </w:r>
-      <w:hyperlink r:id="rId13">
-        <w:r>
-          <w:rPr>
-            <w:lang w:val="id_ID" w:bidi="id_ID"/>
-          </w:rPr>
-          <w:rPr>
-            <w:color w:val="0000EE"/>
-            <w:u w:val="single"/>
-          </w:rPr>
-          <w:t>Yoel 1:1</w:t>
-        </w:r>
-      </w:hyperlink>
+      <w:r>
+        <w:rPr>
+          <w:lang w:val="id_ID" w:bidi="id_ID"/>
+        </w:rPr>
+        <w:t>Yoel 1:1</w:t>
+      </w:r>
       <w:r>
         <w:rPr>
           <w:lang w:val="id_ID" w:bidi="id_ID"/>
         </w:rPr>
         <w:t xml:space="preserve">; </w:t>
       </w:r>
-      <w:hyperlink r:id="rId14">
-        <w:r>
-          <w:rPr>
-            <w:lang w:val="id_ID" w:bidi="id_ID"/>
-          </w:rPr>
-          <w:rPr>
-            <w:color w:val="0000EE"/>
-            <w:u w:val="single"/>
-          </w:rPr>
-          <w:t>Mik 1:1</w:t>
-        </w:r>
-      </w:hyperlink>
+      <w:r>
+        <w:rPr>
+          <w:lang w:val="id_ID" w:bidi="id_ID"/>
+        </w:rPr>
+        <w:t>Mik 1:1</w:t>
+      </w:r>
       <w:r>
         <w:rPr>
           <w:lang w:val="id_ID" w:bidi="id_ID"/>
         </w:rPr>
         <w:t xml:space="preserve">; </w:t>
       </w:r>
-      <w:hyperlink r:id="rId15">
-        <w:r>
-          <w:rPr>
-            <w:lang w:val="id_ID" w:bidi="id_ID"/>
-          </w:rPr>
-          <w:rPr>
-            <w:color w:val="0000EE"/>
-            <w:u w:val="single"/>
-          </w:rPr>
-          <w:t>Zef 1:1</w:t>
-        </w:r>
-      </w:hyperlink>
+      <w:r>
+        <w:rPr>
+          <w:lang w:val="id_ID" w:bidi="id_ID"/>
+        </w:rPr>
+        <w:t>Zef 1:1</w:t>
+      </w:r>
       <w:r>
         <w:rPr>
           <w:lang w:val="id_ID" w:bidi="id_ID"/>
         </w:rPr>
         <w:t xml:space="preserve">). • Hosea bin Beeri: Beberapa tokoh penting lainnya dalam Perjanjian Lama juga bernama Hosea (atau Hosea; keduanya dieja sama dalam bahasa Ibrani; </w:t>
       </w:r>
-      <w:hyperlink r:id="rId16">
-        <w:r>
-          <w:rPr>
-            <w:lang w:val="id_ID" w:bidi="id_ID"/>
-          </w:rPr>
-          <w:rPr>
-            <w:color w:val="0000EE"/>
-            <w:u w:val="single"/>
-          </w:rPr>
-          <w:t>Bil 13:8</w:t>
-        </w:r>
-      </w:hyperlink>
+      <w:r>
+        <w:rPr>
+          <w:lang w:val="id_ID" w:bidi="id_ID"/>
+        </w:rPr>
+        <w:t>Bil 13:8</w:t>
+      </w:r>
       <w:r>
         <w:rPr>
           <w:lang w:val="id_ID" w:bidi="id_ID"/>
         </w:rPr>
         <w:t xml:space="preserve">; </w:t>
       </w:r>
-      <w:hyperlink r:id="rId17">
-        <w:r>
-          <w:rPr>
-            <w:lang w:val="id_ID" w:bidi="id_ID"/>
-          </w:rPr>
-          <w:rPr>
-            <w:color w:val="0000EE"/>
-            <w:u w:val="single"/>
-          </w:rPr>
-          <w:t>2 Raj 17:1</w:t>
-        </w:r>
-      </w:hyperlink>
+      <w:r>
+        <w:rPr>
+          <w:lang w:val="id_ID" w:bidi="id_ID"/>
+        </w:rPr>
+        <w:t>2 Raj 17:1</w:t>
+      </w:r>
       <w:r>
         <w:rPr>
           <w:lang w:val="id_ID" w:bidi="id_ID"/>
@@ -485,18 +455,12 @@
         </w:rPr>
         <w:t xml:space="preserve">Yizreel adalah lembah subur di bagian utara tengah Israel. • Pembunuhan yang dilakukan oleh Yehu di Yizreel dijelaskan dalam </w:t>
       </w:r>
-      <w:hyperlink r:id="rId18">
-        <w:r>
-          <w:rPr>
-            <w:lang w:val="id_ID" w:bidi="id_ID"/>
-          </w:rPr>
-          <w:rPr>
-            <w:color w:val="0000EE"/>
-            <w:u w:val="single"/>
-          </w:rPr>
-          <w:t>2 Raja-raja 9–10</w:t>
-        </w:r>
-      </w:hyperlink>
+      <w:r>
+        <w:rPr>
+          <w:lang w:val="id_ID" w:bidi="id_ID"/>
+        </w:rPr>
+        <w:t>2 Raja-raja 9–10</w:t>
+      </w:r>
       <w:r>
         <w:rPr>
           <w:lang w:val="id_ID" w:bidi="id_ID"/>
@@ -599,18 +563,12 @@
         </w:rPr>
         <w:t xml:space="preserve">Lo-Ruhama: Nama-nama anak Hosea merupakan bagian dari pesan kenabiannya (lihat </w:t>
       </w:r>
-      <w:hyperlink r:id="rId19">
-        <w:r>
-          <w:rPr>
-            <w:lang w:val="id_ID" w:bidi="id_ID"/>
-          </w:rPr>
-          <w:rPr>
-            <w:color w:val="0000EE"/>
-            <w:u w:val="single"/>
-          </w:rPr>
-          <w:t>Yes. 7:10–8:8</w:t>
-        </w:r>
-      </w:hyperlink>
+      <w:r>
+        <w:rPr>
+          <w:lang w:val="id_ID" w:bidi="id_ID"/>
+        </w:rPr>
+        <w:t>Yes. 7:10–8:8</w:t>
+      </w:r>
       <w:r>
         <w:rPr>
           <w:lang w:val="id_ID" w:bidi="id_ID"/>
@@ -713,36 +671,24 @@
         </w:rPr>
         <w:t>Nama Lo-Ami membawa penghakiman paling keras di antara semuanya, karena tampaknya mengumumkan akhir dari hubungan perjanjian Israel dengan Tuhan. Gelar yang berharga, "umat-Ku", yang diberikan kepada Israel ketika mereka hidup taat dalam Perjanjian dengan Tuhan Allah mereka (</w:t>
       </w:r>
-      <w:hyperlink r:id="rId20">
-        <w:r>
-          <w:rPr>
-            <w:lang w:val="id_ID" w:bidi="id_ID"/>
-          </w:rPr>
-          <w:rPr>
-            <w:color w:val="0000EE"/>
-            <w:u w:val="single"/>
-          </w:rPr>
-          <w:t>Imamat 26:12</w:t>
-        </w:r>
-      </w:hyperlink>
+      <w:r>
+        <w:rPr>
+          <w:lang w:val="id_ID" w:bidi="id_ID"/>
+        </w:rPr>
+        <w:t>Imamat 26:12</w:t>
+      </w:r>
       <w:r>
         <w:rPr>
           <w:lang w:val="id_ID" w:bidi="id_ID"/>
         </w:rPr>
         <w:t xml:space="preserve">; lihat juga </w:t>
       </w:r>
-      <w:hyperlink r:id="rId21">
-        <w:r>
-          <w:rPr>
-            <w:lang w:val="id_ID" w:bidi="id_ID"/>
-          </w:rPr>
-          <w:rPr>
-            <w:color w:val="0000EE"/>
-            <w:u w:val="single"/>
-          </w:rPr>
-          <w:t>Keluaran 6:7</w:t>
-        </w:r>
-      </w:hyperlink>
+      <w:r>
+        <w:rPr>
+          <w:lang w:val="id_ID" w:bidi="id_ID"/>
+        </w:rPr>
+        <w:t>Keluaran 6:7</w:t>
+      </w:r>
       <w:r>
         <w:rPr>
           <w:lang w:val="id_ID" w:bidi="id_ID"/>
@@ -775,18 +721,12 @@
         </w:rPr>
         <w:t xml:space="preserve"> (bdk. </w:t>
       </w:r>
-      <w:hyperlink r:id="rId22">
-        <w:r>
-          <w:rPr>
-            <w:lang w:val="id_ID" w:bidi="id_ID"/>
-          </w:rPr>
-          <w:rPr>
-            <w:color w:val="0000EE"/>
-            <w:u w:val="single"/>
-          </w:rPr>
-          <w:t>Keluaran 3:14</w:t>
-        </w:r>
-      </w:hyperlink>
+      <w:r>
+        <w:rPr>
+          <w:lang w:val="id_ID" w:bidi="id_ID"/>
+        </w:rPr>
+        <w:t>Keluaran 3:14</w:t>
+      </w:r>
       <w:r>
         <w:rPr>
           <w:lang w:val="id_ID" w:bidi="id_ID"/>
@@ -841,54 +781,36 @@
         </w:rPr>
         <w:t>Pasir laut: Janji pertumbuhan populasi masa depan bagi umat Allah ini mengulangi kembali janji yang pernah diberikan kepada para leluhur, yaitu Abraham dan Yakub (</w:t>
       </w:r>
-      <w:hyperlink r:id="rId23">
-        <w:r>
-          <w:rPr>
-            <w:lang w:val="id_ID" w:bidi="id_ID"/>
-          </w:rPr>
-          <w:rPr>
-            <w:color w:val="0000EE"/>
-            <w:u w:val="single"/>
-          </w:rPr>
-          <w:t>Kej 22:17</w:t>
-        </w:r>
-      </w:hyperlink>
+      <w:r>
+        <w:rPr>
+          <w:lang w:val="id_ID" w:bidi="id_ID"/>
+        </w:rPr>
+        <w:t>Kej 22:17</w:t>
+      </w:r>
       <w:r>
         <w:rPr>
           <w:lang w:val="id_ID" w:bidi="id_ID"/>
         </w:rPr>
         <w:t xml:space="preserve">; </w:t>
       </w:r>
-      <w:hyperlink r:id="rId24">
-        <w:r>
-          <w:rPr>
-            <w:lang w:val="id_ID" w:bidi="id_ID"/>
-          </w:rPr>
-          <w:rPr>
-            <w:color w:val="0000EE"/>
-            <w:u w:val="single"/>
-          </w:rPr>
-          <w:t>32:12</w:t>
-        </w:r>
-      </w:hyperlink>
+      <w:r>
+        <w:rPr>
+          <w:lang w:val="id_ID" w:bidi="id_ID"/>
+        </w:rPr>
+        <w:t>32:12</w:t>
+      </w:r>
       <w:r>
         <w:rPr>
           <w:lang w:val="id_ID" w:bidi="id_ID"/>
         </w:rPr>
         <w:t>). • Kamu adalah anak-anak Allah yang hidup: Ungkapan ini tidak ditemukan di bagian lain dalam Perjanjian Lama, tetapi Paulus mengutip ayat ini (</w:t>
       </w:r>
-      <w:hyperlink r:id="rId25">
-        <w:r>
-          <w:rPr>
-            <w:lang w:val="id_ID" w:bidi="id_ID"/>
-          </w:rPr>
-          <w:rPr>
-            <w:color w:val="0000EE"/>
-            <w:u w:val="single"/>
-          </w:rPr>
-          <w:t>Rom. 9:26</w:t>
-        </w:r>
-      </w:hyperlink>
+      <w:r>
+        <w:rPr>
+          <w:lang w:val="id_ID" w:bidi="id_ID"/>
+        </w:rPr>
+        <w:t>Rom. 9:26</w:t>
+      </w:r>
       <w:r>
         <w:rPr>
           <w:lang w:val="id_ID" w:bidi="id_ID"/>
@@ -991,18 +913,12 @@
         </w:rPr>
         <w:t xml:space="preserve">Orang Yehuda dan orang Israel akan bersatu berkumpul bersama-sama: Selama hampir 200 tahun, Israel dan Yehuda telah terpecah menjadi kerajaan terpisah karena persaingan politik. Ketika Allah memulihkan umat-Nya, Dia akan menyatukan kembali kerajaan yang terpecah di bawah satu pemimpin seperti pada zaman Daud, dan Dia akan membalikkan kutukan pengasingan (lihat juga </w:t>
       </w:r>
-      <w:hyperlink r:id="rId26">
-        <w:r>
-          <w:rPr>
-            <w:lang w:val="id_ID" w:bidi="id_ID"/>
-          </w:rPr>
-          <w:rPr>
-            <w:color w:val="0000EE"/>
-            <w:u w:val="single"/>
-          </w:rPr>
-          <w:t>Yehezkiel 37:15–28</w:t>
-        </w:r>
-      </w:hyperlink>
+      <w:r>
+        <w:rPr>
+          <w:lang w:val="id_ID" w:bidi="id_ID"/>
+        </w:rPr>
+        <w:t>Yehezkiel 37:15–28</w:t>
+      </w:r>
       <w:r>
         <w:rPr>
           <w:lang w:val="id_ID" w:bidi="id_ID"/>
@@ -1105,90 +1021,60 @@
         </w:rPr>
         <w:t xml:space="preserve">Adukanlah ibumu: Artinya, adukan tuduhan terhadap Israel. Sekilas, Tuhan, sebagai suami yang dirugikan, tampaknya mengeluarkan surat cerai terhadap pasangan yang tidak setia, Israel (lihat </w:t>
       </w:r>
-      <w:hyperlink r:id="rId27">
-        <w:r>
-          <w:rPr>
-            <w:lang w:val="id_ID" w:bidi="id_ID"/>
-          </w:rPr>
-          <w:rPr>
-            <w:color w:val="0000EE"/>
-            <w:u w:val="single"/>
-          </w:rPr>
-          <w:t>Ul 24:1</w:t>
-        </w:r>
-      </w:hyperlink>
+      <w:r>
+        <w:rPr>
+          <w:lang w:val="id_ID" w:bidi="id_ID"/>
+        </w:rPr>
+        <w:t>Ul 24:1</w:t>
+      </w:r>
       <w:r>
         <w:rPr>
           <w:lang w:val="id_ID" w:bidi="id_ID"/>
         </w:rPr>
         <w:t>). Namun, seiring berjalannya bagian ini, menjadi jelas bahwa tujuan Allah dalam gugatan ini bukanlah perceraian, melainkan rekonsiliasi (</w:t>
       </w:r>
-      <w:hyperlink r:id="rId28">
-        <w:r>
-          <w:rPr>
-            <w:lang w:val="id_ID" w:bidi="id_ID"/>
-          </w:rPr>
-          <w:rPr>
-            <w:color w:val="0000EE"/>
-            <w:u w:val="single"/>
-          </w:rPr>
-          <w:t>Hos 2:14–23</w:t>
-        </w:r>
-      </w:hyperlink>
+      <w:r>
+        <w:rPr>
+          <w:lang w:val="id_ID" w:bidi="id_ID"/>
+        </w:rPr>
+        <w:t>Hos 2:14–23</w:t>
+      </w:r>
       <w:r>
         <w:rPr>
           <w:lang w:val="id_ID" w:bidi="id_ID"/>
         </w:rPr>
         <w:t>). Tuntutan Allah terhadap Israel dimaksudkan untuk membangunkan Israel dari dosanya dan memberinya kesempatan untuk kembali kepada suami sejatinya. Keinginan Tuhan untuk berdamai dengan Israel semakin mengejutkan mengingat hukum menetapkan hukuman mati bagi pasangan yang berzina (</w:t>
       </w:r>
-      <w:hyperlink r:id="rId29">
-        <w:r>
-          <w:rPr>
-            <w:lang w:val="id_ID" w:bidi="id_ID"/>
-          </w:rPr>
-          <w:rPr>
-            <w:color w:val="0000EE"/>
-            <w:u w:val="single"/>
-          </w:rPr>
-          <w:t>Ul. 22:22</w:t>
-        </w:r>
-      </w:hyperlink>
+      <w:r>
+        <w:rPr>
+          <w:lang w:val="id_ID" w:bidi="id_ID"/>
+        </w:rPr>
+        <w:t>Ul. 22:22</w:t>
+      </w:r>
       <w:r>
         <w:rPr>
           <w:lang w:val="id_ID" w:bidi="id_ID"/>
         </w:rPr>
         <w:t xml:space="preserve">; lihat juga </w:t>
       </w:r>
-      <w:hyperlink r:id="rId30">
-        <w:r>
-          <w:rPr>
-            <w:lang w:val="id_ID" w:bidi="id_ID"/>
-          </w:rPr>
-          <w:rPr>
-            <w:color w:val="0000EE"/>
-            <w:u w:val="single"/>
-          </w:rPr>
-          <w:t>Kej. 38:24</w:t>
-        </w:r>
-      </w:hyperlink>
+      <w:r>
+        <w:rPr>
+          <w:lang w:val="id_ID" w:bidi="id_ID"/>
+        </w:rPr>
+        <w:t>Kej. 38:24</w:t>
+      </w:r>
       <w:r>
         <w:rPr>
           <w:lang w:val="id_ID" w:bidi="id_ID"/>
         </w:rPr>
         <w:t xml:space="preserve">; </w:t>
       </w:r>
-      <w:hyperlink r:id="rId31">
-        <w:r>
-          <w:rPr>
-            <w:lang w:val="id_ID" w:bidi="id_ID"/>
-          </w:rPr>
-          <w:rPr>
-            <w:color w:val="0000EE"/>
-            <w:u w:val="single"/>
-          </w:rPr>
-          <w:t>Im. 21:9</w:t>
-        </w:r>
-      </w:hyperlink>
+      <w:r>
+        <w:rPr>
+          <w:lang w:val="id_ID" w:bidi="id_ID"/>
+        </w:rPr>
+        <w:t>Im. 21:9</w:t>
+      </w:r>
       <w:r>
         <w:rPr>
           <w:lang w:val="id_ID" w:bidi="id_ID"/>
@@ -1243,36 +1129,24 @@
         </w:rPr>
         <w:t xml:space="preserve">Tuhan memperingatkan Israel yang tidak setia bahwa jika mereka tidak bertobat dan kembali kepada pasangan perjanjiannya, mereka akan ditelanjangi . . . telanjang (lihat juga </w:t>
       </w:r>
-      <w:hyperlink r:id="rId32">
-        <w:r>
-          <w:rPr>
-            <w:lang w:val="id_ID" w:bidi="id_ID"/>
-          </w:rPr>
-          <w:rPr>
-            <w:color w:val="0000EE"/>
-            <w:u w:val="single"/>
-          </w:rPr>
-          <w:t>2:10</w:t>
-        </w:r>
-      </w:hyperlink>
+      <w:r>
+        <w:rPr>
+          <w:lang w:val="id_ID" w:bidi="id_ID"/>
+        </w:rPr>
+        <w:t>2:10</w:t>
+      </w:r>
       <w:r>
         <w:rPr>
           <w:lang w:val="id_ID" w:bidi="id_ID"/>
         </w:rPr>
         <w:t>). Yehezkiel juga menggunakan gambaran penghakiman dan rasa malu ini (</w:t>
       </w:r>
-      <w:hyperlink r:id="rId33">
-        <w:r>
-          <w:rPr>
-            <w:lang w:val="id_ID" w:bidi="id_ID"/>
-          </w:rPr>
-          <w:rPr>
-            <w:color w:val="0000EE"/>
-            <w:u w:val="single"/>
-          </w:rPr>
-          <w:t>Yeh. 16:36–37</w:t>
-        </w:r>
-      </w:hyperlink>
+      <w:r>
+        <w:rPr>
+          <w:lang w:val="id_ID" w:bidi="id_ID"/>
+        </w:rPr>
+        <w:t>Yeh. 16:36–37</w:t>
+      </w:r>
       <w:r>
         <w:rPr>
           <w:lang w:val="id_ID" w:bidi="id_ID"/>
@@ -1394,54 +1268,36 @@
         </w:rPr>
         <w:t xml:space="preserve">: Kata Ibrani yang mengawali </w:t>
       </w:r>
-      <w:hyperlink r:id="rId34">
-        <w:r>
-          <w:rPr>
-            <w:lang w:val="id_ID" w:bidi="id_ID"/>
-          </w:rPr>
-          <w:rPr>
-            <w:color w:val="0000EE"/>
-            <w:u w:val="single"/>
-          </w:rPr>
-          <w:t>2:6</w:t>
-        </w:r>
-      </w:hyperlink>
+      <w:r>
+        <w:rPr>
+          <w:lang w:val="id_ID" w:bidi="id_ID"/>
+        </w:rPr>
+        <w:t>2:6</w:t>
+      </w:r>
       <w:r>
         <w:rPr>
           <w:lang w:val="id_ID" w:bidi="id_ID"/>
         </w:rPr>
         <w:t xml:space="preserve"> (juga </w:t>
       </w:r>
-      <w:hyperlink r:id="rId35">
-        <w:r>
-          <w:rPr>
-            <w:lang w:val="id_ID" w:bidi="id_ID"/>
-          </w:rPr>
-          <w:rPr>
-            <w:color w:val="0000EE"/>
-            <w:u w:val="single"/>
-          </w:rPr>
-          <w:t>2:9</w:t>
-        </w:r>
-      </w:hyperlink>
+      <w:r>
+        <w:rPr>
+          <w:lang w:val="id_ID" w:bidi="id_ID"/>
+        </w:rPr>
+        <w:t>2:9</w:t>
+      </w:r>
       <w:r>
         <w:rPr>
           <w:lang w:val="id_ID" w:bidi="id_ID"/>
         </w:rPr>
         <w:t xml:space="preserve"> dan </w:t>
       </w:r>
-      <w:hyperlink r:id="rId36">
-        <w:r>
-          <w:rPr>
-            <w:lang w:val="id_ID" w:bidi="id_ID"/>
-          </w:rPr>
-          <w:rPr>
-            <w:color w:val="0000EE"/>
-            <w:u w:val="single"/>
-          </w:rPr>
-          <w:t>2:14</w:t>
-        </w:r>
-      </w:hyperlink>
+      <w:r>
+        <w:rPr>
+          <w:lang w:val="id_ID" w:bidi="id_ID"/>
+        </w:rPr>
+        <w:t>2:14</w:t>
+      </w:r>
       <w:r>
         <w:rPr>
           <w:lang w:val="id_ID" w:bidi="id_ID"/>
@@ -1551,18 +1407,12 @@
         </w:rPr>
         <w:t xml:space="preserve">Penghakiman pertama Allah (Hosea </w:t>
       </w:r>
-      <w:hyperlink r:id="rId37">
-        <w:r>
-          <w:rPr>
-            <w:lang w:val="id_ID" w:bidi="id_ID"/>
-          </w:rPr>
-          <w:rPr>
-            <w:color w:val="0000EE"/>
-            <w:u w:val="single"/>
-          </w:rPr>
-          <w:t>2:6–7</w:t>
-        </w:r>
-      </w:hyperlink>
+      <w:r>
+        <w:rPr>
+          <w:lang w:val="id_ID" w:bidi="id_ID"/>
+        </w:rPr>
+        <w:t>2:6–7</w:t>
+      </w:r>
       <w:r>
         <w:rPr>
           <w:lang w:val="id_ID" w:bidi="id_ID"/>
@@ -1617,72 +1467,48 @@
         </w:rPr>
         <w:t>Dari konteks (</w:t>
       </w:r>
-      <w:hyperlink r:id="rId38">
-        <w:r>
-          <w:rPr>
-            <w:lang w:val="id_ID" w:bidi="id_ID"/>
-          </w:rPr>
-          <w:rPr>
-            <w:color w:val="0000EE"/>
-            <w:u w:val="single"/>
-          </w:rPr>
-          <w:t>2:13</w:t>
-        </w:r>
-      </w:hyperlink>
+      <w:r>
+        <w:rPr>
+          <w:lang w:val="id_ID" w:bidi="id_ID"/>
+        </w:rPr>
+        <w:t>2:13</w:t>
+      </w:r>
       <w:r>
         <w:rPr>
           <w:lang w:val="id_ID" w:bidi="id_ID"/>
         </w:rPr>
         <w:t xml:space="preserve">, </w:t>
       </w:r>
-      <w:hyperlink r:id="rId39">
-        <w:r>
-          <w:rPr>
-            <w:lang w:val="id_ID" w:bidi="id_ID"/>
-          </w:rPr>
-          <w:rPr>
-            <w:color w:val="0000EE"/>
-            <w:u w:val="single"/>
-          </w:rPr>
-          <w:t>16–17</w:t>
-        </w:r>
-      </w:hyperlink>
+      <w:r>
+        <w:rPr>
+          <w:lang w:val="id_ID" w:bidi="id_ID"/>
+        </w:rPr>
+        <w:t>16–17</w:t>
+      </w:r>
       <w:r>
         <w:rPr>
           <w:lang w:val="id_ID" w:bidi="id_ID"/>
         </w:rPr>
         <w:t xml:space="preserve">), serta dari bagian serupa dalam </w:t>
       </w:r>
-      <w:hyperlink r:id="rId40">
-        <w:r>
-          <w:rPr>
-            <w:lang w:val="id_ID" w:bidi="id_ID"/>
-          </w:rPr>
-          <w:rPr>
-            <w:color w:val="0000EE"/>
-            <w:u w:val="single"/>
-          </w:rPr>
-          <w:t>Yesaya 1:12–17</w:t>
-        </w:r>
-      </w:hyperlink>
+      <w:r>
+        <w:rPr>
+          <w:lang w:val="id_ID" w:bidi="id_ID"/>
+        </w:rPr>
+        <w:t>Yesaya 1:12–17</w:t>
+      </w:r>
       <w:r>
         <w:rPr>
           <w:lang w:val="id_ID" w:bidi="id_ID"/>
         </w:rPr>
         <w:t xml:space="preserve"> dan </w:t>
       </w:r>
-      <w:hyperlink r:id="rId41">
-        <w:r>
-          <w:rPr>
-            <w:lang w:val="id_ID" w:bidi="id_ID"/>
-          </w:rPr>
-          <w:rPr>
-            <w:color w:val="0000EE"/>
-            <w:u w:val="single"/>
-          </w:rPr>
-          <w:t>Amos 5:21–24</w:t>
-        </w:r>
-      </w:hyperlink>
+      <w:r>
+        <w:rPr>
+          <w:lang w:val="id_ID" w:bidi="id_ID"/>
+        </w:rPr>
+        <w:t>Amos 5:21–24</w:t>
+      </w:r>
       <w:r>
         <w:rPr>
           <w:lang w:val="id_ID" w:bidi="id_ID"/>
@@ -1776,54 +1602,36 @@
         </w:rPr>
         <w:t xml:space="preserve"> Tuhan (lihat </w:t>
       </w:r>
-      <w:hyperlink r:id="rId42">
-        <w:r>
-          <w:rPr>
-            <w:lang w:val="id_ID" w:bidi="id_ID"/>
-          </w:rPr>
-          <w:rPr>
-            <w:color w:val="0000EE"/>
-            <w:u w:val="single"/>
-          </w:rPr>
-          <w:t>8:14</w:t>
-        </w:r>
-      </w:hyperlink>
+      <w:r>
+        <w:rPr>
+          <w:lang w:val="id_ID" w:bidi="id_ID"/>
+        </w:rPr>
+        <w:t>8:14</w:t>
+      </w:r>
       <w:r>
         <w:rPr>
           <w:lang w:val="id_ID" w:bidi="id_ID"/>
         </w:rPr>
         <w:t xml:space="preserve">; </w:t>
       </w:r>
-      <w:hyperlink r:id="rId43">
-        <w:r>
-          <w:rPr>
-            <w:lang w:val="id_ID" w:bidi="id_ID"/>
-          </w:rPr>
-          <w:rPr>
-            <w:color w:val="0000EE"/>
-            <w:u w:val="single"/>
-          </w:rPr>
-          <w:t>13:6</w:t>
-        </w:r>
-      </w:hyperlink>
+      <w:r>
+        <w:rPr>
+          <w:lang w:val="id_ID" w:bidi="id_ID"/>
+        </w:rPr>
+        <w:t>13:6</w:t>
+      </w:r>
       <w:r>
         <w:rPr>
           <w:lang w:val="id_ID" w:bidi="id_ID"/>
         </w:rPr>
         <w:t xml:space="preserve">; </w:t>
       </w:r>
-      <w:hyperlink r:id="rId44">
-        <w:r>
-          <w:rPr>
-            <w:lang w:val="id_ID" w:bidi="id_ID"/>
-          </w:rPr>
-          <w:rPr>
-            <w:color w:val="0000EE"/>
-            <w:u w:val="single"/>
-          </w:rPr>
-          <w:t>Ayub 8:12–13</w:t>
-        </w:r>
-      </w:hyperlink>
+      <w:r>
+        <w:rPr>
+          <w:lang w:val="id_ID" w:bidi="id_ID"/>
+        </w:rPr>
+        <w:t>Ayub 8:12–13</w:t>
+      </w:r>
       <w:r>
         <w:rPr>
           <w:lang w:val="id_ID" w:bidi="id_ID"/>
@@ -1878,54 +1686,36 @@
         </w:rPr>
         <w:t xml:space="preserve">Penghakiman ketiga (lihat catatan pada Hosea </w:t>
       </w:r>
-      <w:hyperlink r:id="rId37">
-        <w:r>
-          <w:rPr>
-            <w:lang w:val="id_ID" w:bidi="id_ID"/>
-          </w:rPr>
-          <w:rPr>
-            <w:color w:val="0000EE"/>
-            <w:u w:val="single"/>
-          </w:rPr>
-          <w:t>2:6–7</w:t>
-        </w:r>
-      </w:hyperlink>
+      <w:r>
+        <w:rPr>
+          <w:lang w:val="id_ID" w:bidi="id_ID"/>
+        </w:rPr>
+        <w:t>2:6–7</w:t>
+      </w:r>
       <w:r>
         <w:rPr>
           <w:lang w:val="id_ID" w:bidi="id_ID"/>
         </w:rPr>
         <w:t>) benar-benar tidak terduga. Tuhan, yang dengan sabar menanggung ketidaksetiaan Israel berulang kali, mengumumkan bahwa Dia akan mengambil inisiatif untuk menenangkan Israel agar mereka kembali pada-Nya. Dia akan memimpin mereka ke padang gurun, tempat Dia pertama kali mengikat perjanjian dengan mereka, jauh dari pengaruh godaan agama Kanaan. • Lembah Akhor, artinya Lembah Kesusahan, adalah lokasi tindakan ketidaktaatan pertama Israel setelah mereka memasuki Tanah Perjanjian (</w:t>
       </w:r>
-      <w:hyperlink r:id="rId45">
-        <w:r>
-          <w:rPr>
-            <w:lang w:val="id_ID" w:bidi="id_ID"/>
-          </w:rPr>
-          <w:rPr>
-            <w:color w:val="0000EE"/>
-            <w:u w:val="single"/>
-          </w:rPr>
-          <w:t>Yos. 7:24–26</w:t>
-        </w:r>
-      </w:hyperlink>
+      <w:r>
+        <w:rPr>
+          <w:lang w:val="id_ID" w:bidi="id_ID"/>
+        </w:rPr>
+        <w:t>Yos. 7:24–26</w:t>
+      </w:r>
       <w:r>
         <w:rPr>
           <w:lang w:val="id_ID" w:bidi="id_ID"/>
         </w:rPr>
         <w:t>). Tuhan memiliki kehendak dan kekuatan untuk memberikan Israel awal yang baru setelah dosa dan kesusahan mereka (</w:t>
       </w:r>
-      <w:hyperlink r:id="rId46">
-        <w:r>
-          <w:rPr>
-            <w:lang w:val="id_ID" w:bidi="id_ID"/>
-          </w:rPr>
-          <w:rPr>
-            <w:color w:val="0000EE"/>
-            <w:u w:val="single"/>
-          </w:rPr>
-          <w:t>Yos. 8:1–22</w:t>
-        </w:r>
-      </w:hyperlink>
+      <w:r>
+        <w:rPr>
+          <w:lang w:val="id_ID" w:bidi="id_ID"/>
+        </w:rPr>
+        <w:t>Yos. 8:1–22</w:t>
+      </w:r>
       <w:r>
         <w:rPr>
           <w:lang w:val="id_ID" w:bidi="id_ID"/>
@@ -1986,72 +1776,48 @@
         </w:rPr>
         <w:t xml:space="preserve">: Frasa yang tampaknya biasa ini sebenarnya sangat penting dalam konteks kitab para nabi. Ini merujuk pada hari kedatangan Tuhan (lihat </w:t>
       </w:r>
-      <w:hyperlink r:id="rId47">
-        <w:r>
-          <w:rPr>
-            <w:lang w:val="id_ID" w:bidi="id_ID"/>
-          </w:rPr>
-          <w:rPr>
-            <w:color w:val="0000EE"/>
-            <w:u w:val="single"/>
-          </w:rPr>
-          <w:t>Yoel 1:15</w:t>
-        </w:r>
-      </w:hyperlink>
+      <w:r>
+        <w:rPr>
+          <w:lang w:val="id_ID" w:bidi="id_ID"/>
+        </w:rPr>
+        <w:t>Yoel 1:15</w:t>
+      </w:r>
       <w:r>
         <w:rPr>
           <w:lang w:val="id_ID" w:bidi="id_ID"/>
         </w:rPr>
         <w:t xml:space="preserve">; </w:t>
       </w:r>
-      <w:hyperlink r:id="rId48">
-        <w:r>
-          <w:rPr>
-            <w:lang w:val="id_ID" w:bidi="id_ID"/>
-          </w:rPr>
-          <w:rPr>
-            <w:color w:val="0000EE"/>
-            <w:u w:val="single"/>
-          </w:rPr>
-          <w:t>2:1</w:t>
-        </w:r>
-      </w:hyperlink>
+      <w:r>
+        <w:rPr>
+          <w:lang w:val="id_ID" w:bidi="id_ID"/>
+        </w:rPr>
+        <w:t>2:1</w:t>
+      </w:r>
       <w:r>
         <w:rPr>
           <w:lang w:val="id_ID" w:bidi="id_ID"/>
         </w:rPr>
         <w:t xml:space="preserve">; </w:t>
       </w:r>
-      <w:hyperlink r:id="rId49">
-        <w:r>
-          <w:rPr>
-            <w:lang w:val="id_ID" w:bidi="id_ID"/>
-          </w:rPr>
-          <w:rPr>
-            <w:color w:val="0000EE"/>
-            <w:u w:val="single"/>
-          </w:rPr>
-          <w:t>Amos 5:18</w:t>
-        </w:r>
-      </w:hyperlink>
+      <w:r>
+        <w:rPr>
+          <w:lang w:val="id_ID" w:bidi="id_ID"/>
+        </w:rPr>
+        <w:t>Amos 5:18</w:t>
+      </w:r>
       <w:r>
         <w:rPr>
           <w:lang w:val="id_ID" w:bidi="id_ID"/>
         </w:rPr>
         <w:t>), hari ketika Tuhan bertindak secara paripurna dalam sejarah manusia demi umat-Nya. • ‘Suamiku’ dan tidak lagi memanggil ‘Baalku’: Pada hari yang akan datang ini, Israel akan memasuki hubungan baru dengan Allah-nya. Israel tidak akan lagi memanggil Allah “tuan” (Ibrani ba‘al), yang menyiratkan ketundukan dan juga merupakan nama dari dewa kesuburan utama Kanaan. Sebaliknya, mereka akan memanggil Tuhan sebagai “suami,” yang menyiratkan keberpasangan dan kebersamaan (</w:t>
       </w:r>
-      <w:hyperlink r:id="rId50">
-        <w:r>
-          <w:rPr>
-            <w:lang w:val="id_ID" w:bidi="id_ID"/>
-          </w:rPr>
-          <w:rPr>
-            <w:color w:val="0000EE"/>
-            <w:u w:val="single"/>
-          </w:rPr>
-          <w:t>Kej. 2:23–24</w:t>
-        </w:r>
-      </w:hyperlink>
+      <w:r>
+        <w:rPr>
+          <w:lang w:val="id_ID" w:bidi="id_ID"/>
+        </w:rPr>
+        <w:t>Kej. 2:23–24</w:t>
+      </w:r>
       <w:r>
         <w:rPr>
           <w:lang w:val="id_ID" w:bidi="id_ID"/>
@@ -2228,18 +1994,12 @@
         </w:rPr>
         <w:t xml:space="preserve"> dan kesetiaan. Akibatnya, Tuhan berkata, Israel akhirnya akan mengenal Aku (bdk. Hos. </w:t>
       </w:r>
-      <w:hyperlink r:id="rId38">
-        <w:r>
-          <w:rPr>
-            <w:lang w:val="id_ID" w:bidi="id_ID"/>
-          </w:rPr>
-          <w:rPr>
-            <w:color w:val="0000EE"/>
-            <w:u w:val="single"/>
-          </w:rPr>
-          <w:t>2:13</w:t>
-        </w:r>
-      </w:hyperlink>
+      <w:r>
+        <w:rPr>
+          <w:lang w:val="id_ID" w:bidi="id_ID"/>
+        </w:rPr>
+        <w:t>2:13</w:t>
+      </w:r>
       <w:r>
         <w:rPr>
           <w:lang w:val="id_ID" w:bidi="id_ID"/>
@@ -2294,18 +2054,12 @@
         </w:rPr>
         <w:t xml:space="preserve">Israel yang tidak setia mengira makanan dan pakaiannya adalah pemberian dari kekasihnya, para Baal (Hos. </w:t>
       </w:r>
-      <w:hyperlink r:id="rId51">
-        <w:r>
-          <w:rPr>
-            <w:lang w:val="id_ID" w:bidi="id_ID"/>
-          </w:rPr>
-          <w:rPr>
-            <w:color w:val="0000EE"/>
-            <w:u w:val="single"/>
-          </w:rPr>
-          <w:t>2:4</w:t>
-        </w:r>
-      </w:hyperlink>
+      <w:r>
+        <w:rPr>
+          <w:lang w:val="id_ID" w:bidi="id_ID"/>
+        </w:rPr>
+        <w:t>2:4</w:t>
+      </w:r>
       <w:r>
         <w:rPr>
           <w:lang w:val="id_ID" w:bidi="id_ID"/>
@@ -2399,18 +2153,12 @@
         </w:rPr>
         <w:t xml:space="preserve">Seperti yang Allah janjikan (Hos. </w:t>
       </w:r>
-      <w:hyperlink r:id="rId52">
-        <w:r>
-          <w:rPr>
-            <w:lang w:val="id_ID" w:bidi="id_ID"/>
-          </w:rPr>
-          <w:rPr>
-            <w:color w:val="0000EE"/>
-            <w:u w:val="single"/>
-          </w:rPr>
-          <w:t>1:12</w:t>
-        </w:r>
-      </w:hyperlink>
+      <w:r>
+        <w:rPr>
+          <w:lang w:val="id_ID" w:bidi="id_ID"/>
+        </w:rPr>
+        <w:t>1:12</w:t>
+      </w:r>
       <w:r>
         <w:rPr>
           <w:lang w:val="id_ID" w:bidi="id_ID"/>
@@ -2556,36 +2304,24 @@
         </w:rPr>
         <w:t xml:space="preserve">: Ayat-ayat Alkitab di sini tidak menjelaskan mengapa nabi perlu membeli istrinya. Kebanyakan penafsir memperkirakan bahwa Gomer yang tidak setia telah jatuh ke dalam utang piutang sehingga ia menjadi budak untuk melunasi utangnya. Harga rendah yang dibayar Hosea untuknya mungkin menunjukkan bahwa Gomer dianggap sebagai budak yang tidak berharga (lihat </w:t>
       </w:r>
-      <w:hyperlink r:id="rId53">
-        <w:r>
-          <w:rPr>
-            <w:lang w:val="id_ID" w:bidi="id_ID"/>
-          </w:rPr>
-          <w:rPr>
-            <w:color w:val="0000EE"/>
-            <w:u w:val="single"/>
-          </w:rPr>
-          <w:t>Kel 21:32</w:t>
-        </w:r>
-      </w:hyperlink>
+      <w:r>
+        <w:rPr>
+          <w:lang w:val="id_ID" w:bidi="id_ID"/>
+        </w:rPr>
+        <w:t>Kel 21:32</w:t>
+      </w:r>
       <w:r>
         <w:rPr>
           <w:lang w:val="id_ID" w:bidi="id_ID"/>
         </w:rPr>
         <w:t xml:space="preserve">; </w:t>
       </w:r>
-      <w:hyperlink r:id="rId54">
-        <w:r>
-          <w:rPr>
-            <w:lang w:val="id_ID" w:bidi="id_ID"/>
-          </w:rPr>
-          <w:rPr>
-            <w:color w:val="0000EE"/>
-            <w:u w:val="single"/>
-          </w:rPr>
-          <w:t>Im 27:4</w:t>
-        </w:r>
-      </w:hyperlink>
+      <w:r>
+        <w:rPr>
+          <w:lang w:val="id_ID" w:bidi="id_ID"/>
+        </w:rPr>
+        <w:t>Im 27:4</w:t>
+      </w:r>
       <w:r>
         <w:rPr>
           <w:lang w:val="id_ID" w:bidi="id_ID"/>
@@ -2761,36 +2497,24 @@
         </w:rPr>
         <w:t xml:space="preserve">: Hosea menyampaikan dakwaan ilahi terhadap Israel karena melanggar perjanjian mereka dengan Tuhan (lihat juga </w:t>
       </w:r>
-      <w:hyperlink r:id="rId55">
-        <w:r>
-          <w:rPr>
-            <w:lang w:val="id_ID" w:bidi="id_ID"/>
-          </w:rPr>
-          <w:rPr>
-            <w:color w:val="0000EE"/>
-            <w:u w:val="single"/>
-          </w:rPr>
-          <w:t>Yes 3:13</w:t>
-        </w:r>
-      </w:hyperlink>
+      <w:r>
+        <w:rPr>
+          <w:lang w:val="id_ID" w:bidi="id_ID"/>
+        </w:rPr>
+        <w:t>Yes 3:13</w:t>
+      </w:r>
       <w:r>
         <w:rPr>
           <w:lang w:val="id_ID" w:bidi="id_ID"/>
         </w:rPr>
         <w:t xml:space="preserve">; </w:t>
       </w:r>
-      <w:hyperlink r:id="rId56">
-        <w:r>
-          <w:rPr>
-            <w:lang w:val="id_ID" w:bidi="id_ID"/>
-          </w:rPr>
-          <w:rPr>
-            <w:color w:val="0000EE"/>
-            <w:u w:val="single"/>
-          </w:rPr>
-          <w:t>Mi 6:2</w:t>
-        </w:r>
-      </w:hyperlink>
+      <w:r>
+        <w:rPr>
+          <w:lang w:val="id_ID" w:bidi="id_ID"/>
+        </w:rPr>
+        <w:t>Mi 6:2</w:t>
+      </w:r>
       <w:r>
         <w:rPr>
           <w:lang w:val="id_ID" w:bidi="id_ID"/>
@@ -2893,36 +2617,24 @@
         </w:rPr>
         <w:t>Nabi Hosea juga mengecam bangsa Israel atas dosa-dosa yang mereka lakukan. Kejahatan yang disebutkan di sini semuanya adalah dilarang dalam Sepuluh Perintah Allah (</w:t>
       </w:r>
-      <w:hyperlink r:id="rId57">
-        <w:r>
-          <w:rPr>
-            <w:lang w:val="id_ID" w:bidi="id_ID"/>
-          </w:rPr>
-          <w:rPr>
-            <w:color w:val="0000EE"/>
-            <w:u w:val="single"/>
-          </w:rPr>
-          <w:t>Kel 20:3–17</w:t>
-        </w:r>
-      </w:hyperlink>
+      <w:r>
+        <w:rPr>
+          <w:lang w:val="id_ID" w:bidi="id_ID"/>
+        </w:rPr>
+        <w:t>Kel 20:3–17</w:t>
+      </w:r>
       <w:r>
         <w:rPr>
           <w:lang w:val="id_ID" w:bidi="id_ID"/>
         </w:rPr>
         <w:t xml:space="preserve">; </w:t>
       </w:r>
-      <w:hyperlink r:id="rId58">
-        <w:r>
-          <w:rPr>
-            <w:lang w:val="id_ID" w:bidi="id_ID"/>
-          </w:rPr>
-          <w:rPr>
-            <w:color w:val="0000EE"/>
-            <w:u w:val="single"/>
-          </w:rPr>
-          <w:t>Ul 5:7–21</w:t>
-        </w:r>
-      </w:hyperlink>
+      <w:r>
+        <w:rPr>
+          <w:lang w:val="id_ID" w:bidi="id_ID"/>
+        </w:rPr>
+        <w:t>Ul 5:7–21</w:t>
+      </w:r>
       <w:r>
         <w:rPr>
           <w:lang w:val="id_ID" w:bidi="id_ID"/>
@@ -3223,54 +2935,36 @@
         </w:rPr>
         <w:t>Selama ribuan tahun, orang-orang menyembah benda-benda alam seperti kayu dan batu yang mereka yakini memiliki roh dan dewa (</w:t>
       </w:r>
-      <w:hyperlink r:id="rId59">
-        <w:r>
-          <w:rPr>
-            <w:lang w:val="id_ID" w:bidi="id_ID"/>
-          </w:rPr>
-          <w:rPr>
-            <w:color w:val="0000EE"/>
-            <w:u w:val="single"/>
-          </w:rPr>
-          <w:t>Yer. 2:27</w:t>
-        </w:r>
-      </w:hyperlink>
+      <w:r>
+        <w:rPr>
+          <w:lang w:val="id_ID" w:bidi="id_ID"/>
+        </w:rPr>
+        <w:t>Yer. 2:27</w:t>
+      </w:r>
       <w:r>
         <w:rPr>
           <w:lang w:val="id_ID" w:bidi="id_ID"/>
         </w:rPr>
         <w:t>). Agama yang diajarkan Alkitab sepenuhnya menolak praktik dan kepercayaan semacam itu (</w:t>
       </w:r>
-      <w:hyperlink r:id="rId60">
-        <w:r>
-          <w:rPr>
-            <w:lang w:val="id_ID" w:bidi="id_ID"/>
-          </w:rPr>
-          <w:rPr>
-            <w:color w:val="0000EE"/>
-            <w:u w:val="single"/>
-          </w:rPr>
-          <w:t>Kel. 20:4–5</w:t>
-        </w:r>
-      </w:hyperlink>
+      <w:r>
+        <w:rPr>
+          <w:lang w:val="id_ID" w:bidi="id_ID"/>
+        </w:rPr>
+        <w:t>Kel. 20:4–5</w:t>
+      </w:r>
       <w:r>
         <w:rPr>
           <w:lang w:val="id_ID" w:bidi="id_ID"/>
         </w:rPr>
         <w:t xml:space="preserve">; </w:t>
       </w:r>
-      <w:hyperlink r:id="rId61">
-        <w:r>
-          <w:rPr>
-            <w:lang w:val="id_ID" w:bidi="id_ID"/>
-          </w:rPr>
-          <w:rPr>
-            <w:color w:val="0000EE"/>
-            <w:u w:val="single"/>
-          </w:rPr>
-          <w:t>Yes. 44:19</w:t>
-        </w:r>
-      </w:hyperlink>
+      <w:r>
+        <w:rPr>
+          <w:lang w:val="id_ID" w:bidi="id_ID"/>
+        </w:rPr>
+        <w:t>Yes. 44:19</w:t>
+      </w:r>
       <w:r>
         <w:rPr>
           <w:lang w:val="id_ID" w:bidi="id_ID"/>
@@ -3325,36 +3019,24 @@
         </w:rPr>
         <w:t>Banyak ritual keagamaan Kanaan dilakukan di puncak gunung dan bukit. Di "tempat tinggi" pemujaan berhala ini, pohon-pohon keramat biasanya digunakan dalam penyembahan dewa kesuburan (</w:t>
       </w:r>
-      <w:hyperlink r:id="rId62">
-        <w:r>
-          <w:rPr>
-            <w:lang w:val="id_ID" w:bidi="id_ID"/>
-          </w:rPr>
-          <w:rPr>
-            <w:color w:val="0000EE"/>
-            <w:u w:val="single"/>
-          </w:rPr>
-          <w:t>1Raj. 14:23</w:t>
-        </w:r>
-      </w:hyperlink>
+      <w:r>
+        <w:rPr>
+          <w:lang w:val="id_ID" w:bidi="id_ID"/>
+        </w:rPr>
+        <w:t>1Raj. 14:23</w:t>
+      </w:r>
       <w:r>
         <w:rPr>
           <w:lang w:val="id_ID" w:bidi="id_ID"/>
         </w:rPr>
         <w:t xml:space="preserve">; </w:t>
       </w:r>
-      <w:hyperlink r:id="rId63">
-        <w:r>
-          <w:rPr>
-            <w:lang w:val="id_ID" w:bidi="id_ID"/>
-          </w:rPr>
-          <w:rPr>
-            <w:color w:val="0000EE"/>
-            <w:u w:val="single"/>
-          </w:rPr>
-          <w:t>Yer. 2:20</w:t>
-        </w:r>
-      </w:hyperlink>
+      <w:r>
+        <w:rPr>
+          <w:lang w:val="id_ID" w:bidi="id_ID"/>
+        </w:rPr>
+        <w:t>Yer. 2:20</w:t>
+      </w:r>
       <w:r>
         <w:rPr>
           <w:lang w:val="id_ID" w:bidi="id_ID"/>
@@ -3409,18 +3091,12 @@
         </w:rPr>
         <w:t>Allah menyatakan bahwa Dia tidak akan menyalahkan wanita muda karena pelacuran mereka. Pernyataan ini bertentangan dengan standar ganda yang umum dalam budaya kuno. • sundal bakti: Kata Ibrani merujuk pada pelacur perempuan yang didedikasikan untuk pelayanan Baal dan Asyera di kuil-kuil Baal (</w:t>
       </w:r>
-      <w:hyperlink r:id="rId64">
-        <w:r>
-          <w:rPr>
-            <w:lang w:val="id_ID" w:bidi="id_ID"/>
-          </w:rPr>
-          <w:rPr>
-            <w:color w:val="0000EE"/>
-            <w:u w:val="single"/>
-          </w:rPr>
-          <w:t>Ul 23:18</w:t>
-        </w:r>
-      </w:hyperlink>
+      <w:r>
+        <w:rPr>
+          <w:lang w:val="id_ID" w:bidi="id_ID"/>
+        </w:rPr>
+        <w:t>Ul 23:18</w:t>
+      </w:r>
       <w:r>
         <w:rPr>
           <w:lang w:val="id_ID" w:bidi="id_ID"/>
@@ -3475,54 +3151,36 @@
         </w:rPr>
         <w:t xml:space="preserve">Bet-Awen merujuk pada kejahatan yang terjadi di Betel, pusat ibadah paling penting di kerajaan utara Israel (lihat </w:t>
       </w:r>
-      <w:hyperlink r:id="rId65">
-        <w:r>
-          <w:rPr>
-            <w:lang w:val="id_ID" w:bidi="id_ID"/>
-          </w:rPr>
-          <w:rPr>
-            <w:color w:val="0000EE"/>
-            <w:u w:val="single"/>
-          </w:rPr>
-          <w:t>Amos 7:13</w:t>
-        </w:r>
-      </w:hyperlink>
+      <w:r>
+        <w:rPr>
+          <w:lang w:val="id_ID" w:bidi="id_ID"/>
+        </w:rPr>
+        <w:t>Amos 7:13</w:t>
+      </w:r>
       <w:r>
         <w:rPr>
           <w:lang w:val="id_ID" w:bidi="id_ID"/>
         </w:rPr>
         <w:t xml:space="preserve">; bdk. </w:t>
       </w:r>
-      <w:hyperlink r:id="rId66">
-        <w:r>
-          <w:rPr>
-            <w:lang w:val="id_ID" w:bidi="id_ID"/>
-          </w:rPr>
-          <w:rPr>
-            <w:color w:val="0000EE"/>
-            <w:u w:val="single"/>
-          </w:rPr>
-          <w:t>Hos. 5:8</w:t>
-        </w:r>
-      </w:hyperlink>
+      <w:r>
+        <w:rPr>
+          <w:lang w:val="id_ID" w:bidi="id_ID"/>
+        </w:rPr>
+        <w:t>Hos. 5:8</w:t>
+      </w:r>
       <w:r>
         <w:rPr>
           <w:lang w:val="id_ID" w:bidi="id_ID"/>
         </w:rPr>
         <w:t xml:space="preserve">; </w:t>
       </w:r>
-      <w:hyperlink r:id="rId67">
-        <w:r>
-          <w:rPr>
-            <w:lang w:val="id_ID" w:bidi="id_ID"/>
-          </w:rPr>
-          <w:rPr>
-            <w:color w:val="0000EE"/>
-            <w:u w:val="single"/>
-          </w:rPr>
-          <w:t>10:5</w:t>
-        </w:r>
-      </w:hyperlink>
+      <w:r>
+        <w:rPr>
+          <w:lang w:val="id_ID" w:bidi="id_ID"/>
+        </w:rPr>
+        <w:t>10:5</w:t>
+      </w:r>
       <w:r>
         <w:rPr>
           <w:lang w:val="id_ID" w:bidi="id_ID"/>
@@ -3711,54 +3369,36 @@
         </w:rPr>
         <w:t xml:space="preserve"> sering digunakan dalam kitab Taurat untuk menggambarkan kenajisan ritual, suatu kondisi fisik yang mendiskualifikasi seseorang dari ibadah kepada Allah di Bait Suci (</w:t>
       </w:r>
-      <w:hyperlink r:id="rId68">
-        <w:r>
-          <w:rPr>
-            <w:lang w:val="id_ID" w:bidi="id_ID"/>
-          </w:rPr>
-          <w:rPr>
-            <w:color w:val="0000EE"/>
-            <w:u w:val="single"/>
-          </w:rPr>
-          <w:t>Im. 11–15</w:t>
-        </w:r>
-      </w:hyperlink>
+      <w:r>
+        <w:rPr>
+          <w:lang w:val="id_ID" w:bidi="id_ID"/>
+        </w:rPr>
+        <w:t>Im. 11–15</w:t>
+      </w:r>
       <w:r>
         <w:rPr>
           <w:lang w:val="id_ID" w:bidi="id_ID"/>
         </w:rPr>
         <w:t>). Para nabi menggunakan konsep ini sebagai metafora untuk kenajisan moral Israel akibat dari penyembahan berhalanya (</w:t>
       </w:r>
-      <w:hyperlink r:id="rId69">
-        <w:r>
-          <w:rPr>
-            <w:lang w:val="id_ID" w:bidi="id_ID"/>
-          </w:rPr>
-          <w:rPr>
-            <w:color w:val="0000EE"/>
-            <w:u w:val="single"/>
-          </w:rPr>
-          <w:t>Yes. 6:5</w:t>
-        </w:r>
-      </w:hyperlink>
+      <w:r>
+        <w:rPr>
+          <w:lang w:val="id_ID" w:bidi="id_ID"/>
+        </w:rPr>
+        <w:t>Yes. 6:5</w:t>
+      </w:r>
       <w:r>
         <w:rPr>
           <w:lang w:val="id_ID" w:bidi="id_ID"/>
         </w:rPr>
         <w:t xml:space="preserve">; </w:t>
       </w:r>
-      <w:hyperlink r:id="rId70">
-        <w:r>
-          <w:rPr>
-            <w:lang w:val="id_ID" w:bidi="id_ID"/>
-          </w:rPr>
-          <w:rPr>
-            <w:color w:val="0000EE"/>
-            <w:u w:val="single"/>
-          </w:rPr>
-          <w:t>Mi 2:10</w:t>
-        </w:r>
-      </w:hyperlink>
+      <w:r>
+        <w:rPr>
+          <w:lang w:val="id_ID" w:bidi="id_ID"/>
+        </w:rPr>
+        <w:t>Mi 2:10</w:t>
+      </w:r>
       <w:r>
         <w:rPr>
           <w:lang w:val="id_ID" w:bidi="id_ID"/>
@@ -3996,54 +3636,36 @@
         </w:rPr>
         <w:t xml:space="preserve">): Tuhan adalah pemilik tanah yang Dia percayakan kepada suku-suku setelah penaklukan (lihat </w:t>
       </w:r>
-      <w:hyperlink r:id="rId71">
-        <w:r>
-          <w:rPr>
-            <w:lang w:val="id_ID" w:bidi="id_ID"/>
-          </w:rPr>
-          <w:rPr>
-            <w:color w:val="0000EE"/>
-            <w:u w:val="single"/>
-          </w:rPr>
-          <w:t>Yos. 13:8–19:51</w:t>
-        </w:r>
-      </w:hyperlink>
+      <w:r>
+        <w:rPr>
+          <w:lang w:val="id_ID" w:bidi="id_ID"/>
+        </w:rPr>
+        <w:t>Yos. 13:8–19:51</w:t>
+      </w:r>
       <w:r>
         <w:rPr>
           <w:lang w:val="id_ID" w:bidi="id_ID"/>
         </w:rPr>
         <w:t>). Memindahkan tanda batas dan mengubah batas yang ditetapkan Allah berarti mencuri dari Allah (</w:t>
       </w:r>
-      <w:hyperlink r:id="rId72">
-        <w:r>
-          <w:rPr>
-            <w:lang w:val="id_ID" w:bidi="id_ID"/>
-          </w:rPr>
-          <w:rPr>
-            <w:color w:val="0000EE"/>
-            <w:u w:val="single"/>
-          </w:rPr>
-          <w:t>Ul. 19:14</w:t>
-        </w:r>
-      </w:hyperlink>
+      <w:r>
+        <w:rPr>
+          <w:lang w:val="id_ID" w:bidi="id_ID"/>
+        </w:rPr>
+        <w:t>Ul. 19:14</w:t>
+      </w:r>
       <w:r>
         <w:rPr>
           <w:lang w:val="id_ID" w:bidi="id_ID"/>
         </w:rPr>
         <w:t>). Tindakan semacam itu pasti mendatangkan hukuman ilahi (</w:t>
       </w:r>
-      <w:hyperlink r:id="rId73">
-        <w:r>
-          <w:rPr>
-            <w:lang w:val="id_ID" w:bidi="id_ID"/>
-          </w:rPr>
-          <w:rPr>
-            <w:color w:val="0000EE"/>
-            <w:u w:val="single"/>
-          </w:rPr>
-          <w:t>Ul. 27:17</w:t>
-        </w:r>
-      </w:hyperlink>
+      <w:r>
+        <w:rPr>
+          <w:lang w:val="id_ID" w:bidi="id_ID"/>
+        </w:rPr>
+        <w:t>Ul. 27:17</w:t>
+      </w:r>
       <w:r>
         <w:rPr>
           <w:lang w:val="id_ID" w:bidi="id_ID"/>
@@ -4146,36 +3768,24 @@
         </w:rPr>
         <w:t>Dalam upaya terakhir untuk menghindari kehancuran total, bangsa Israel menggulingkan Raja Pekah dan menempatkan raja baru, Hosea, di atas takhta. Hosea kemudian meminta perdamaian kepada Raja Asyur, Salmaneser (</w:t>
       </w:r>
-      <w:hyperlink r:id="rId74">
-        <w:r>
-          <w:rPr>
-            <w:lang w:val="id_ID" w:bidi="id_ID"/>
-          </w:rPr>
-          <w:rPr>
-            <w:color w:val="0000EE"/>
-            <w:u w:val="single"/>
-          </w:rPr>
-          <w:t>2 Raj. 15:29–30</w:t>
-        </w:r>
-      </w:hyperlink>
+      <w:r>
+        <w:rPr>
+          <w:lang w:val="id_ID" w:bidi="id_ID"/>
+        </w:rPr>
+        <w:t>2 Raj. 15:29–30</w:t>
+      </w:r>
       <w:r>
         <w:rPr>
           <w:lang w:val="id_ID" w:bidi="id_ID"/>
         </w:rPr>
         <w:t xml:space="preserve">; </w:t>
       </w:r>
-      <w:hyperlink r:id="rId75">
-        <w:r>
-          <w:rPr>
-            <w:lang w:val="id_ID" w:bidi="id_ID"/>
-          </w:rPr>
-          <w:rPr>
-            <w:color w:val="0000EE"/>
-            <w:u w:val="single"/>
-          </w:rPr>
-          <w:t>17:3</w:t>
-        </w:r>
-      </w:hyperlink>
+      <w:r>
+        <w:rPr>
+          <w:lang w:val="id_ID" w:bidi="id_ID"/>
+        </w:rPr>
+        <w:t>17:3</w:t>
+      </w:r>
       <w:r>
         <w:rPr>
           <w:lang w:val="id_ID" w:bidi="id_ID"/>
@@ -4230,36 +3840,24 @@
         </w:rPr>
         <w:t xml:space="preserve">Hosea sekali lagi mengingatkan Israel bahwa penghakiman ilahi tidak hanya bersifat menghukum. Tujuan Allah adalah untuk meyakinkan Israel agar mengakui kesalahan mereka dan kembali kepada Tuhan (lihat Hos. </w:t>
       </w:r>
-      <w:hyperlink r:id="rId76">
-        <w:r>
-          <w:rPr>
-            <w:lang w:val="id_ID" w:bidi="id_ID"/>
-          </w:rPr>
-          <w:rPr>
-            <w:color w:val="0000EE"/>
-            <w:u w:val="single"/>
-          </w:rPr>
-          <w:t>2:2</w:t>
-        </w:r>
-      </w:hyperlink>
+      <w:r>
+        <w:rPr>
+          <w:lang w:val="id_ID" w:bidi="id_ID"/>
+        </w:rPr>
+        <w:t>2:2</w:t>
+      </w:r>
       <w:r>
         <w:rPr>
           <w:lang w:val="id_ID" w:bidi="id_ID"/>
         </w:rPr>
         <w:t xml:space="preserve">, </w:t>
       </w:r>
-      <w:hyperlink r:id="rId36">
-        <w:r>
-          <w:rPr>
-            <w:lang w:val="id_ID" w:bidi="id_ID"/>
-          </w:rPr>
-          <w:rPr>
-            <w:color w:val="0000EE"/>
-            <w:u w:val="single"/>
-          </w:rPr>
-          <w:t>14</w:t>
-        </w:r>
-      </w:hyperlink>
+      <w:r>
+        <w:rPr>
+          <w:lang w:val="id_ID" w:bidi="id_ID"/>
+        </w:rPr>
+        <w:t>14</w:t>
+      </w:r>
       <w:r>
         <w:rPr>
           <w:lang w:val="id_ID" w:bidi="id_ID"/>
@@ -4423,54 +4021,36 @@
         </w:rPr>
         <w:t xml:space="preserve">) mencakup kesetiaan (lihat Hos. </w:t>
       </w:r>
-      <w:hyperlink r:id="rId77">
-        <w:r>
-          <w:rPr>
-            <w:lang w:val="id_ID" w:bidi="id_ID"/>
-          </w:rPr>
-          <w:rPr>
-            <w:color w:val="0000EE"/>
-            <w:u w:val="single"/>
-          </w:rPr>
-          <w:t>4:1</w:t>
-        </w:r>
-      </w:hyperlink>
+      <w:r>
+        <w:rPr>
+          <w:lang w:val="id_ID" w:bidi="id_ID"/>
+        </w:rPr>
+        <w:t>4:1</w:t>
+      </w:r>
       <w:r>
         <w:rPr>
           <w:lang w:val="id_ID" w:bidi="id_ID"/>
         </w:rPr>
         <w:t xml:space="preserve">; </w:t>
       </w:r>
-      <w:hyperlink r:id="rId78">
-        <w:r>
-          <w:rPr>
-            <w:lang w:val="id_ID" w:bidi="id_ID"/>
-          </w:rPr>
-          <w:rPr>
-            <w:color w:val="0000EE"/>
-            <w:u w:val="single"/>
-          </w:rPr>
-          <w:t>6:4</w:t>
-        </w:r>
-      </w:hyperlink>
+      <w:r>
+        <w:rPr>
+          <w:lang w:val="id_ID" w:bidi="id_ID"/>
+        </w:rPr>
+        <w:t>6:4</w:t>
+      </w:r>
       <w:r>
         <w:rPr>
           <w:lang w:val="id_ID" w:bidi="id_ID"/>
         </w:rPr>
         <w:t>). Allah selalu setia (</w:t>
       </w:r>
-      <w:hyperlink r:id="rId79">
-        <w:r>
-          <w:rPr>
-            <w:lang w:val="id_ID" w:bidi="id_ID"/>
-          </w:rPr>
-          <w:rPr>
-            <w:color w:val="0000EE"/>
-            <w:u w:val="single"/>
-          </w:rPr>
-          <w:t>Mzm. 136</w:t>
-        </w:r>
-      </w:hyperlink>
+      <w:r>
+        <w:rPr>
+          <w:lang w:val="id_ID" w:bidi="id_ID"/>
+        </w:rPr>
+        <w:t>Mzm. 136</w:t>
+      </w:r>
       <w:r>
         <w:rPr>
           <w:lang w:val="id_ID" w:bidi="id_ID"/>
@@ -4489,54 +4069,36 @@
         </w:rPr>
         <w:t xml:space="preserve">” Catatan Tema). Hubungan pribadi yang intim dengan Allah ditandai dengan kepercayaan penuh dan integritas. Persembahan korban masih memiliki tempat yang penting dalam agama Israel, tetapi hanya ketika dipersembahkan oleh orang yang benar-benar mengenal dan mengasihi Allah (lihat </w:t>
       </w:r>
-      <w:hyperlink r:id="rId80">
-        <w:r>
-          <w:rPr>
-            <w:lang w:val="id_ID" w:bidi="id_ID"/>
-          </w:rPr>
-          <w:rPr>
-            <w:color w:val="0000EE"/>
-            <w:u w:val="single"/>
-          </w:rPr>
-          <w:t>Yes. 1:10–17</w:t>
-        </w:r>
-      </w:hyperlink>
+      <w:r>
+        <w:rPr>
+          <w:lang w:val="id_ID" w:bidi="id_ID"/>
+        </w:rPr>
+        <w:t>Yes. 1:10–17</w:t>
+      </w:r>
       <w:r>
         <w:rPr>
           <w:lang w:val="id_ID" w:bidi="id_ID"/>
         </w:rPr>
         <w:t xml:space="preserve">; </w:t>
       </w:r>
-      <w:hyperlink r:id="rId41">
-        <w:r>
-          <w:rPr>
-            <w:lang w:val="id_ID" w:bidi="id_ID"/>
-          </w:rPr>
-          <w:rPr>
-            <w:color w:val="0000EE"/>
-            <w:u w:val="single"/>
-          </w:rPr>
-          <w:t>Amos 5:21–24</w:t>
-        </w:r>
-      </w:hyperlink>
+      <w:r>
+        <w:rPr>
+          <w:lang w:val="id_ID" w:bidi="id_ID"/>
+        </w:rPr>
+        <w:t>Amos 5:21–24</w:t>
+      </w:r>
       <w:r>
         <w:rPr>
           <w:lang w:val="id_ID" w:bidi="id_ID"/>
         </w:rPr>
         <w:t xml:space="preserve">; </w:t>
       </w:r>
-      <w:hyperlink r:id="rId81">
-        <w:r>
-          <w:rPr>
-            <w:lang w:val="id_ID" w:bidi="id_ID"/>
-          </w:rPr>
-          <w:rPr>
-            <w:color w:val="0000EE"/>
-            <w:u w:val="single"/>
-          </w:rPr>
-          <w:t>Mikha 6:6–8</w:t>
-        </w:r>
-      </w:hyperlink>
+      <w:r>
+        <w:rPr>
+          <w:lang w:val="id_ID" w:bidi="id_ID"/>
+        </w:rPr>
+        <w:t>Mikha 6:6–8</w:t>
+      </w:r>
       <w:r>
         <w:rPr>
           <w:lang w:val="id_ID" w:bidi="id_ID"/>
@@ -4639,18 +4201,12 @@
         </w:rPr>
         <w:t xml:space="preserve">Para imam membentuk kelompok perampok: Hosea kembali mengecam para pemimpin agama atas kejahatan mereka (lihat Hos. </w:t>
       </w:r>
-      <w:hyperlink r:id="rId82">
-        <w:r>
-          <w:rPr>
-            <w:lang w:val="id_ID" w:bidi="id_ID"/>
-          </w:rPr>
-          <w:rPr>
-            <w:color w:val="0000EE"/>
-            <w:u w:val="single"/>
-          </w:rPr>
-          <w:t>4:4–8</w:t>
-        </w:r>
-      </w:hyperlink>
+      <w:r>
+        <w:rPr>
+          <w:lang w:val="id_ID" w:bidi="id_ID"/>
+        </w:rPr>
+        <w:t>4:4–8</w:t>
+      </w:r>
       <w:r>
         <w:rPr>
           <w:lang w:val="id_ID" w:bidi="id_ID"/>
@@ -4711,18 +4267,12 @@
         </w:rPr>
         <w:t xml:space="preserve">: Nabi menggunakan kata yang jarang ini (juga dalam </w:t>
       </w:r>
-      <w:hyperlink r:id="rId83">
-        <w:r>
-          <w:rPr>
-            <w:lang w:val="id_ID" w:bidi="id_ID"/>
-          </w:rPr>
-          <w:rPr>
-            <w:color w:val="0000EE"/>
-            <w:u w:val="single"/>
-          </w:rPr>
-          <w:t>Yer 18:13</w:t>
-        </w:r>
-      </w:hyperlink>
+      <w:r>
+        <w:rPr>
+          <w:lang w:val="id_ID" w:bidi="id_ID"/>
+        </w:rPr>
+        <w:t>Yer 18:13</w:t>
+      </w:r>
       <w:r>
         <w:rPr>
           <w:lang w:val="id_ID" w:bidi="id_ID"/>
@@ -4777,18 +4327,12 @@
         </w:rPr>
         <w:t xml:space="preserve">Aku ingin menyembuhkan Israel: Keinginan Allah yang luar biasa adalah untuk menyembuhkan perzinahan Israel (lihat Hos. </w:t>
       </w:r>
-      <w:hyperlink r:id="rId84">
-        <w:r>
-          <w:rPr>
-            <w:lang w:val="id_ID" w:bidi="id_ID"/>
-          </w:rPr>
-          <w:rPr>
-            <w:color w:val="0000EE"/>
-            <w:u w:val="single"/>
-          </w:rPr>
-          <w:t>14:5</w:t>
-        </w:r>
-      </w:hyperlink>
+      <w:r>
+        <w:rPr>
+          <w:lang w:val="id_ID" w:bidi="id_ID"/>
+        </w:rPr>
+        <w:t>14:5</w:t>
+      </w:r>
       <w:r>
         <w:rPr>
           <w:lang w:val="id_ID" w:bidi="id_ID"/>
@@ -4965,18 +4509,12 @@
         </w:rPr>
         <w:t xml:space="preserve">orang-orang pezina: Hosea sebelumnya menggunakan istilah ini untuk menggambarkan kemurtadan spiritual (Hos. </w:t>
       </w:r>
-      <w:hyperlink r:id="rId85">
-        <w:r>
-          <w:rPr>
-            <w:lang w:val="id_ID" w:bidi="id_ID"/>
-          </w:rPr>
-          <w:rPr>
-            <w:color w:val="0000EE"/>
-            <w:u w:val="single"/>
-          </w:rPr>
-          <w:t>3:1</w:t>
-        </w:r>
-      </w:hyperlink>
+      <w:r>
+        <w:rPr>
+          <w:lang w:val="id_ID" w:bidi="id_ID"/>
+        </w:rPr>
+        <w:t>3:1</w:t>
+      </w:r>
       <w:r>
         <w:rPr>
           <w:lang w:val="id_ID" w:bidi="id_ID"/>
@@ -5466,36 +5004,24 @@
         </w:rPr>
         <w:t xml:space="preserve">: Melukai diri adalah ciri khas dari penyembahan Kanaan (lihat </w:t>
       </w:r>
-      <w:hyperlink r:id="rId86">
-        <w:r>
-          <w:rPr>
-            <w:lang w:val="id_ID" w:bidi="id_ID"/>
-          </w:rPr>
-          <w:rPr>
-            <w:color w:val="0000EE"/>
-            <w:u w:val="single"/>
-          </w:rPr>
-          <w:t>1 Raj. 18:28</w:t>
-        </w:r>
-      </w:hyperlink>
+      <w:r>
+        <w:rPr>
+          <w:lang w:val="id_ID" w:bidi="id_ID"/>
+        </w:rPr>
+        <w:t>1 Raj. 18:28</w:t>
+      </w:r>
       <w:r>
         <w:rPr>
           <w:lang w:val="id_ID" w:bidi="id_ID"/>
         </w:rPr>
         <w:t>); hal ini dilarang di Israel (</w:t>
       </w:r>
-      <w:hyperlink r:id="rId87">
-        <w:r>
-          <w:rPr>
-            <w:lang w:val="id_ID" w:bidi="id_ID"/>
-          </w:rPr>
-          <w:rPr>
-            <w:color w:val="0000EE"/>
-            <w:u w:val="single"/>
-          </w:rPr>
-          <w:t>Ul. 14:1</w:t>
-        </w:r>
-      </w:hyperlink>
+      <w:r>
+        <w:rPr>
+          <w:lang w:val="id_ID" w:bidi="id_ID"/>
+        </w:rPr>
+        <w:t>Ul. 14:1</w:t>
+      </w:r>
       <w:r>
         <w:rPr>
           <w:lang w:val="id_ID" w:bidi="id_ID"/>
@@ -5563,36 +5089,24 @@
         </w:rPr>
         <w:t xml:space="preserve">) tidak dapat melontarkan anak panahnya ke sasaran; ini menggambarkan kesia-siaan Israel tanpa Allah (lihat Hos. </w:t>
       </w:r>
-      <w:hyperlink r:id="rId88">
-        <w:r>
-          <w:rPr>
-            <w:lang w:val="id_ID" w:bidi="id_ID"/>
-          </w:rPr>
-          <w:rPr>
-            <w:color w:val="0000EE"/>
-            <w:u w:val="single"/>
-          </w:rPr>
-          <w:t>7:8</w:t>
-        </w:r>
-      </w:hyperlink>
+      <w:r>
+        <w:rPr>
+          <w:lang w:val="id_ID" w:bidi="id_ID"/>
+        </w:rPr>
+        <w:t>7:8</w:t>
+      </w:r>
       <w:r>
         <w:rPr>
           <w:lang w:val="id_ID" w:bidi="id_ID"/>
         </w:rPr>
         <w:t xml:space="preserve">, </w:t>
       </w:r>
-      <w:hyperlink r:id="rId89">
-        <w:r>
-          <w:rPr>
-            <w:lang w:val="id_ID" w:bidi="id_ID"/>
-          </w:rPr>
-          <w:rPr>
-            <w:color w:val="0000EE"/>
-            <w:u w:val="single"/>
-          </w:rPr>
-          <w:t>11</w:t>
-        </w:r>
-      </w:hyperlink>
+      <w:r>
+        <w:rPr>
+          <w:lang w:val="id_ID" w:bidi="id_ID"/>
+        </w:rPr>
+        <w:t>11</w:t>
+      </w:r>
       <w:r>
         <w:rPr>
           <w:lang w:val="id_ID" w:bidi="id_ID"/>
@@ -5660,36 +5174,24 @@
         </w:rPr>
         <w:t>) berfungsi memanggil orang-orang untuk beribadah (</w:t>
       </w:r>
-      <w:hyperlink r:id="rId90">
-        <w:r>
-          <w:rPr>
-            <w:lang w:val="id_ID" w:bidi="id_ID"/>
-          </w:rPr>
-          <w:rPr>
-            <w:color w:val="0000EE"/>
-            <w:u w:val="single"/>
-          </w:rPr>
-          <w:t>Mzm. 98:6</w:t>
-        </w:r>
-      </w:hyperlink>
+      <w:r>
+        <w:rPr>
+          <w:lang w:val="id_ID" w:bidi="id_ID"/>
+        </w:rPr>
+        <w:t>Mzm. 98:6</w:t>
+      </w:r>
       <w:r>
         <w:rPr>
           <w:lang w:val="id_ID" w:bidi="id_ID"/>
         </w:rPr>
         <w:t>); benda itu juga, seperti di ayat ini, menjadi sinyal untuk pertempuran (</w:t>
       </w:r>
-      <w:hyperlink r:id="rId91">
-        <w:r>
-          <w:rPr>
-            <w:lang w:val="id_ID" w:bidi="id_ID"/>
-          </w:rPr>
-          <w:rPr>
-            <w:color w:val="0000EE"/>
-            <w:u w:val="single"/>
-          </w:rPr>
-          <w:t>2Sam. 20:1</w:t>
-        </w:r>
-      </w:hyperlink>
+      <w:r>
+        <w:rPr>
+          <w:lang w:val="id_ID" w:bidi="id_ID"/>
+        </w:rPr>
+        <w:t>2Sam. 20:1</w:t>
+      </w:r>
       <w:r>
         <w:rPr>
           <w:lang w:val="id_ID" w:bidi="id_ID"/>
@@ -5770,18 +5272,12 @@
         </w:rPr>
         <w:t>Yesus memberitahu kita bahwa hanya Allah yang baik (</w:t>
       </w:r>
-      <w:hyperlink r:id="rId92">
-        <w:r>
-          <w:rPr>
-            <w:lang w:val="id_ID" w:bidi="id_ID"/>
-          </w:rPr>
-          <w:rPr>
-            <w:color w:val="0000EE"/>
-            <w:u w:val="single"/>
-          </w:rPr>
-          <w:t>Markus 10:18</w:t>
-        </w:r>
-      </w:hyperlink>
+      <w:r>
+        <w:rPr>
+          <w:lang w:val="id_ID" w:bidi="id_ID"/>
+        </w:rPr>
+        <w:t>Markus 10:18</w:t>
+      </w:r>
       <w:r>
         <w:rPr>
           <w:lang w:val="id_ID" w:bidi="id_ID"/>
@@ -5836,18 +5332,12 @@
         </w:rPr>
         <w:t xml:space="preserve">Mengangkat raja tetapi tanpa persetujuan-Ku: Bangsa Israel dengan cepat menyingkirkan satu raja dan mengangkat raja lain jika mereka berpikir itu bisa menyelamatkan bangsa mereka (lihat </w:t>
       </w:r>
-      <w:hyperlink r:id="rId93">
-        <w:r>
-          <w:rPr>
-            <w:lang w:val="id_ID" w:bidi="id_ID"/>
-          </w:rPr>
-          <w:rPr>
-            <w:color w:val="0000EE"/>
-            <w:u w:val="single"/>
-          </w:rPr>
-          <w:t>Hos. 7:7</w:t>
-        </w:r>
-      </w:hyperlink>
+      <w:r>
+        <w:rPr>
+          <w:lang w:val="id_ID" w:bidi="id_ID"/>
+        </w:rPr>
+        <w:t>Hos. 7:7</w:t>
+      </w:r>
       <w:r>
         <w:rPr>
           <w:lang w:val="id_ID" w:bidi="id_ID"/>
@@ -5902,18 +5392,12 @@
         </w:rPr>
         <w:t>Anak lembumu: Ketika Yerobeam I (931–910 SM), raja pertama kerajaan utara Israel, naik takhta, ia mendirikan tempat-tempat ibadah di kota Dan dan Betel agar orang-orang tidak pergi ke Bait Suci di Yerusalem, ibu kota kerajaan selatan. Di setiap lokasi, ia mendirikan anak lembu emas untuk disembah oleh orang-orang (</w:t>
       </w:r>
-      <w:hyperlink r:id="rId94">
-        <w:r>
-          <w:rPr>
-            <w:lang w:val="id_ID" w:bidi="id_ID"/>
-          </w:rPr>
-          <w:rPr>
-            <w:color w:val="0000EE"/>
-            <w:u w:val="single"/>
-          </w:rPr>
-          <w:t>1 Raj. 12:26–30</w:t>
-        </w:r>
-      </w:hyperlink>
+      <w:r>
+        <w:rPr>
+          <w:lang w:val="id_ID" w:bidi="id_ID"/>
+        </w:rPr>
+        <w:t>1 Raj. 12:26–30</w:t>
+      </w:r>
       <w:r>
         <w:rPr>
           <w:lang w:val="id_ID" w:bidi="id_ID"/>
@@ -5980,18 +5464,12 @@
         </w:rPr>
         <w:t xml:space="preserve">). Melalui penyembahan berhala dan intrik politik mereka, bangsa Israel telah menanam benih kehancuran mereka sendiri (lihat </w:t>
       </w:r>
-      <w:hyperlink r:id="rId95">
-        <w:r>
-          <w:rPr>
-            <w:lang w:val="id_ID" w:bidi="id_ID"/>
-          </w:rPr>
-          <w:rPr>
-            <w:color w:val="0000EE"/>
-            <w:u w:val="single"/>
-          </w:rPr>
-          <w:t>Gal. 6:7</w:t>
-        </w:r>
-      </w:hyperlink>
+      <w:r>
+        <w:rPr>
+          <w:lang w:val="id_ID" w:bidi="id_ID"/>
+        </w:rPr>
+        <w:t>Gal. 6:7</w:t>
+      </w:r>
       <w:r>
         <w:rPr>
           <w:lang w:val="id_ID" w:bidi="id_ID"/>
@@ -6046,18 +5524,12 @@
         </w:rPr>
         <w:t xml:space="preserve">Seperti keledai hutan: Hosea membandingkan penyembahan Israel terhadap dewa kesuburan Kanaan dengan seekor binatang yang sedang birahi dan sangat ingin kawin (lihat </w:t>
       </w:r>
-      <w:hyperlink r:id="rId96">
-        <w:r>
-          <w:rPr>
-            <w:lang w:val="id_ID" w:bidi="id_ID"/>
-          </w:rPr>
-          <w:rPr>
-            <w:color w:val="0000EE"/>
-            <w:u w:val="single"/>
-          </w:rPr>
-          <w:t>Yer. 2:23–24</w:t>
-        </w:r>
-      </w:hyperlink>
+      <w:r>
+        <w:rPr>
+          <w:lang w:val="id_ID" w:bidi="id_ID"/>
+        </w:rPr>
+        <w:t>Yer. 2:23–24</w:t>
+      </w:r>
       <w:r>
         <w:rPr>
           <w:lang w:val="id_ID" w:bidi="id_ID"/>
@@ -6112,36 +5584,24 @@
         </w:rPr>
         <w:t>Sekarang ini Aku akan mengumpulkan mereka: Meskipun Allah kadang-kadang berjanji untuk mengumpulkan umat-Nya untuk pembebasan (</w:t>
       </w:r>
-      <w:hyperlink r:id="rId97">
-        <w:r>
-          <w:rPr>
-            <w:lang w:val="id_ID" w:bidi="id_ID"/>
-          </w:rPr>
-          <w:rPr>
-            <w:color w:val="0000EE"/>
-            <w:u w:val="single"/>
-          </w:rPr>
-          <w:t>Zakharia 10:8–10</w:t>
-        </w:r>
-      </w:hyperlink>
+      <w:r>
+        <w:rPr>
+          <w:lang w:val="id_ID" w:bidi="id_ID"/>
+        </w:rPr>
+        <w:t>Zakharia 10:8–10</w:t>
+      </w:r>
       <w:r>
         <w:rPr>
           <w:lang w:val="id_ID" w:bidi="id_ID"/>
         </w:rPr>
         <w:t>), di sini Tuhan akan mengumpulkan mereka untuk penghakiman (</w:t>
       </w:r>
-      <w:hyperlink r:id="rId98">
-        <w:r>
-          <w:rPr>
-            <w:lang w:val="id_ID" w:bidi="id_ID"/>
-          </w:rPr>
-          <w:rPr>
-            <w:color w:val="0000EE"/>
-            <w:u w:val="single"/>
-          </w:rPr>
-          <w:t>Yoel 3:11</w:t>
-        </w:r>
-      </w:hyperlink>
+      <w:r>
+        <w:rPr>
+          <w:lang w:val="id_ID" w:bidi="id_ID"/>
+        </w:rPr>
+        <w:t>Yoel 3:11</w:t>
+      </w:r>
       <w:r>
         <w:rPr>
           <w:lang w:val="id_ID" w:bidi="id_ID"/>
@@ -6269,108 +5729,72 @@
         </w:rPr>
         <w:t xml:space="preserve">: Lihat </w:t>
       </w:r>
-      <w:hyperlink r:id="rId99">
-        <w:r>
-          <w:rPr>
-            <w:lang w:val="id_ID" w:bidi="id_ID"/>
-          </w:rPr>
-          <w:rPr>
-            <w:color w:val="0000EE"/>
-            <w:u w:val="single"/>
-          </w:rPr>
-          <w:t>6:6</w:t>
-        </w:r>
-      </w:hyperlink>
+      <w:r>
+        <w:rPr>
+          <w:lang w:val="id_ID" w:bidi="id_ID"/>
+        </w:rPr>
+        <w:t>6:6</w:t>
+      </w:r>
       <w:r>
         <w:rPr>
           <w:lang w:val="id_ID" w:bidi="id_ID"/>
         </w:rPr>
         <w:t xml:space="preserve">; </w:t>
       </w:r>
-      <w:hyperlink r:id="rId80">
-        <w:r>
-          <w:rPr>
-            <w:lang w:val="id_ID" w:bidi="id_ID"/>
-          </w:rPr>
-          <w:rPr>
-            <w:color w:val="0000EE"/>
-            <w:u w:val="single"/>
-          </w:rPr>
-          <w:t>Yes. 1:10–17</w:t>
-        </w:r>
-      </w:hyperlink>
+      <w:r>
+        <w:rPr>
+          <w:lang w:val="id_ID" w:bidi="id_ID"/>
+        </w:rPr>
+        <w:t>Yes. 1:10–17</w:t>
+      </w:r>
       <w:r>
         <w:rPr>
           <w:lang w:val="id_ID" w:bidi="id_ID"/>
         </w:rPr>
         <w:t xml:space="preserve">; </w:t>
       </w:r>
-      <w:hyperlink r:id="rId41">
-        <w:r>
-          <w:rPr>
-            <w:lang w:val="id_ID" w:bidi="id_ID"/>
-          </w:rPr>
-          <w:rPr>
-            <w:color w:val="0000EE"/>
-            <w:u w:val="single"/>
-          </w:rPr>
-          <w:t>Amos 5:21–24</w:t>
-        </w:r>
-      </w:hyperlink>
+      <w:r>
+        <w:rPr>
+          <w:lang w:val="id_ID" w:bidi="id_ID"/>
+        </w:rPr>
+        <w:t>Amos 5:21–24</w:t>
+      </w:r>
       <w:r>
         <w:rPr>
           <w:lang w:val="id_ID" w:bidi="id_ID"/>
         </w:rPr>
         <w:t xml:space="preserve">; </w:t>
       </w:r>
-      <w:hyperlink r:id="rId81">
-        <w:r>
-          <w:rPr>
-            <w:lang w:val="id_ID" w:bidi="id_ID"/>
-          </w:rPr>
-          <w:rPr>
-            <w:color w:val="0000EE"/>
-            <w:u w:val="single"/>
-          </w:rPr>
-          <w:t>Mikha 6:6–8</w:t>
-        </w:r>
-      </w:hyperlink>
+      <w:r>
+        <w:rPr>
+          <w:lang w:val="id_ID" w:bidi="id_ID"/>
+        </w:rPr>
+        <w:t>Mikha 6:6–8</w:t>
+      </w:r>
       <w:r>
         <w:rPr>
           <w:lang w:val="id_ID" w:bidi="id_ID"/>
         </w:rPr>
         <w:t>. • Mereka akan kembali ke Mesir, tempat perbudakan (</w:t>
       </w:r>
-      <w:hyperlink r:id="rId100">
-        <w:r>
-          <w:rPr>
-            <w:lang w:val="id_ID" w:bidi="id_ID"/>
-          </w:rPr>
-          <w:rPr>
-            <w:color w:val="0000EE"/>
-            <w:u w:val="single"/>
-          </w:rPr>
-          <w:t>Ul. 28:68</w:t>
-        </w:r>
-      </w:hyperlink>
+      <w:r>
+        <w:rPr>
+          <w:lang w:val="id_ID" w:bidi="id_ID"/>
+        </w:rPr>
+        <w:t>Ul. 28:68</w:t>
+      </w:r>
       <w:r>
         <w:rPr>
           <w:lang w:val="id_ID" w:bidi="id_ID"/>
         </w:rPr>
         <w:t xml:space="preserve">). Perlakuan Allah terhadap Israel tidak berakhir dengan penghakiman. Tujuan ilahi dari penghakiman adalah untuk memulihkan Israel ke status yang mereka miliki ketika mereka keluar dari Mesir, sehingga mereka dapat mengalami awal yang baru (lihat </w:t>
       </w:r>
-      <w:hyperlink r:id="rId101">
-        <w:r>
-          <w:rPr>
-            <w:lang w:val="id_ID" w:bidi="id_ID"/>
-          </w:rPr>
-          <w:rPr>
-            <w:color w:val="0000EE"/>
-            <w:u w:val="single"/>
-          </w:rPr>
-          <w:t>Hos. 2:13–14</w:t>
-        </w:r>
-      </w:hyperlink>
+      <w:r>
+        <w:rPr>
+          <w:lang w:val="id_ID" w:bidi="id_ID"/>
+        </w:rPr>
+        <w:t>Hos. 2:13–14</w:t>
+      </w:r>
       <w:r>
         <w:rPr>
           <w:lang w:val="id_ID" w:bidi="id_ID"/>
@@ -6425,54 +5849,36 @@
         </w:rPr>
         <w:t xml:space="preserve">Israel telah melupakan Pembuatnya: Lihat </w:t>
       </w:r>
-      <w:hyperlink r:id="rId38">
-        <w:r>
-          <w:rPr>
-            <w:lang w:val="id_ID" w:bidi="id_ID"/>
-          </w:rPr>
-          <w:rPr>
-            <w:color w:val="0000EE"/>
-            <w:u w:val="single"/>
-          </w:rPr>
-          <w:t>Hos. 2:12</w:t>
-        </w:r>
-      </w:hyperlink>
+      <w:r>
+        <w:rPr>
+          <w:lang w:val="id_ID" w:bidi="id_ID"/>
+        </w:rPr>
+        <w:t>Hos. 2:12</w:t>
+      </w:r>
       <w:r>
         <w:rPr>
           <w:lang w:val="id_ID" w:bidi="id_ID"/>
         </w:rPr>
         <w:t xml:space="preserve">. • Penghakiman Allah sering digambarkan sebagai api yang dikirim ke istana kerajaan dan benteng (lihat </w:t>
       </w:r>
-      <w:hyperlink r:id="rId102">
-        <w:r>
-          <w:rPr>
-            <w:lang w:val="id_ID" w:bidi="id_ID"/>
-          </w:rPr>
-          <w:rPr>
-            <w:color w:val="0000EE"/>
-            <w:u w:val="single"/>
-          </w:rPr>
-          <w:t>Amos 1:4</w:t>
-        </w:r>
-      </w:hyperlink>
+      <w:r>
+        <w:rPr>
+          <w:lang w:val="id_ID" w:bidi="id_ID"/>
+        </w:rPr>
+        <w:t>Amos 1:4</w:t>
+      </w:r>
       <w:r>
         <w:rPr>
           <w:lang w:val="id_ID" w:bidi="id_ID"/>
         </w:rPr>
         <w:t xml:space="preserve">, </w:t>
       </w:r>
-      <w:hyperlink r:id="rId103">
-        <w:r>
-          <w:rPr>
-            <w:lang w:val="id_ID" w:bidi="id_ID"/>
-          </w:rPr>
-          <w:rPr>
-            <w:color w:val="0000EE"/>
-            <w:u w:val="single"/>
-          </w:rPr>
-          <w:t>7</w:t>
-        </w:r>
-      </w:hyperlink>
+      <w:r>
+        <w:rPr>
+          <w:lang w:val="id_ID" w:bidi="id_ID"/>
+        </w:rPr>
+        <w:t>7</w:t>
+      </w:r>
       <w:r>
         <w:rPr>
           <w:lang w:val="id_ID" w:bidi="id_ID"/>
@@ -6527,18 +5933,12 @@
         </w:rPr>
         <w:t>Jangan bersukacita: Ini mungkin merujuk pada Perayaan Pondok Daun, ketika Israel merayakan akhir musim panen tahun itu. Perayaan ini ditetapkan oleh Allah (</w:t>
       </w:r>
-      <w:hyperlink r:id="rId104">
-        <w:r>
-          <w:rPr>
-            <w:lang w:val="id_ID" w:bidi="id_ID"/>
-          </w:rPr>
-          <w:rPr>
-            <w:color w:val="0000EE"/>
-            <w:u w:val="single"/>
-          </w:rPr>
-          <w:t>Ul. 16:13–15</w:t>
-        </w:r>
-      </w:hyperlink>
+      <w:r>
+        <w:rPr>
+          <w:lang w:val="id_ID" w:bidi="id_ID"/>
+        </w:rPr>
+        <w:t>Ul. 16:13–15</w:t>
+      </w:r>
       <w:r>
         <w:rPr>
           <w:lang w:val="id_ID" w:bidi="id_ID"/>
@@ -6606,18 +6006,12 @@
         </w:rPr>
         <w:t xml:space="preserve">Sebagai hukuman atas perzinahan mereka, Tuhan akan mengurangi hasil panen bangsa Israel sehingga mereka akan kelaparan (bdk. </w:t>
       </w:r>
-      <w:hyperlink r:id="rId105">
-        <w:r>
-          <w:rPr>
-            <w:lang w:val="id_ID" w:bidi="id_ID"/>
-          </w:rPr>
-          <w:rPr>
-            <w:color w:val="0000EE"/>
-            <w:u w:val="single"/>
-          </w:rPr>
-          <w:t>Hag. 1:3–11</w:t>
-        </w:r>
-      </w:hyperlink>
+      <w:r>
+        <w:rPr>
+          <w:lang w:val="id_ID" w:bidi="id_ID"/>
+        </w:rPr>
+        <w:t>Hag. 1:3–11</w:t>
+      </w:r>
       <w:r>
         <w:rPr>
           <w:lang w:val="id_ID" w:bidi="id_ID"/>
@@ -6864,54 +6258,36 @@
         </w:rPr>
         <w:t xml:space="preserve">Para penjaga berdiri di tembok kota untuk memperingatkan setiap ancaman (misalnya, </w:t>
       </w:r>
-      <w:hyperlink r:id="rId106">
-        <w:r>
-          <w:rPr>
-            <w:lang w:val="id_ID" w:bidi="id_ID"/>
-          </w:rPr>
-          <w:rPr>
-            <w:color w:val="0000EE"/>
-            <w:u w:val="single"/>
-          </w:rPr>
-          <w:t>1Sam. 14:16</w:t>
-        </w:r>
-      </w:hyperlink>
+      <w:r>
+        <w:rPr>
+          <w:lang w:val="id_ID" w:bidi="id_ID"/>
+        </w:rPr>
+        <w:t>1Sam. 14:16</w:t>
+      </w:r>
       <w:r>
         <w:rPr>
           <w:lang w:val="id_ID" w:bidi="id_ID"/>
         </w:rPr>
         <w:t xml:space="preserve">). Demikian pula, seorang nabi adalah penjaga yang diutus Allah, yang ditempatkan untuk memperingatkan Israel tentang dosanya dan hukuman yang pasti akan datang akibat dosa tersebut (lihat </w:t>
       </w:r>
-      <w:hyperlink r:id="rId107">
-        <w:r>
-          <w:rPr>
-            <w:lang w:val="id_ID" w:bidi="id_ID"/>
-          </w:rPr>
-          <w:rPr>
-            <w:color w:val="0000EE"/>
-            <w:u w:val="single"/>
-          </w:rPr>
-          <w:t>Yer. 6:17</w:t>
-        </w:r>
-      </w:hyperlink>
+      <w:r>
+        <w:rPr>
+          <w:lang w:val="id_ID" w:bidi="id_ID"/>
+        </w:rPr>
+        <w:t>Yer. 6:17</w:t>
+      </w:r>
       <w:r>
         <w:rPr>
           <w:lang w:val="id_ID" w:bidi="id_ID"/>
         </w:rPr>
         <w:t xml:space="preserve">; </w:t>
       </w:r>
-      <w:hyperlink r:id="rId108">
-        <w:r>
-          <w:rPr>
-            <w:lang w:val="id_ID" w:bidi="id_ID"/>
-          </w:rPr>
-          <w:rPr>
-            <w:color w:val="0000EE"/>
-            <w:u w:val="single"/>
-          </w:rPr>
-          <w:t>Yeh. 3:17</w:t>
-        </w:r>
-      </w:hyperlink>
+      <w:r>
+        <w:rPr>
+          <w:lang w:val="id_ID" w:bidi="id_ID"/>
+        </w:rPr>
+        <w:t>Yeh. 3:17</w:t>
+      </w:r>
       <w:r>
         <w:rPr>
           <w:lang w:val="id_ID" w:bidi="id_ID"/>
@@ -6972,18 +6348,12 @@
         </w:rPr>
         <w:t xml:space="preserve">: Lihat </w:t>
       </w:r>
-      <w:hyperlink r:id="rId109">
-        <w:r>
-          <w:rPr>
-            <w:lang w:val="id_ID" w:bidi="id_ID"/>
-          </w:rPr>
-          <w:rPr>
-            <w:color w:val="0000EE"/>
-            <w:u w:val="single"/>
-          </w:rPr>
-          <w:t>Hak. 19–21</w:t>
-        </w:r>
-      </w:hyperlink>
+      <w:r>
+        <w:rPr>
+          <w:lang w:val="id_ID" w:bidi="id_ID"/>
+        </w:rPr>
+        <w:t>Hak. 19–21</w:t>
+      </w:r>
       <w:r>
         <w:rPr>
           <w:lang w:val="id_ID" w:bidi="id_ID"/>
@@ -7044,72 +6414,48 @@
         </w:rPr>
         <w:t>: Hosea, seperti Yehezkiel (</w:t>
       </w:r>
-      <w:hyperlink r:id="rId110">
-        <w:r>
-          <w:rPr>
-            <w:lang w:val="id_ID" w:bidi="id_ID"/>
-          </w:rPr>
-          <w:rPr>
-            <w:color w:val="0000EE"/>
-            <w:u w:val="single"/>
-          </w:rPr>
-          <w:t>Yeh. 16</w:t>
-        </w:r>
-      </w:hyperlink>
+      <w:r>
+        <w:rPr>
+          <w:lang w:val="id_ID" w:bidi="id_ID"/>
+        </w:rPr>
+        <w:t>Yeh. 16</w:t>
+      </w:r>
       <w:r>
         <w:rPr>
           <w:lang w:val="id_ID" w:bidi="id_ID"/>
         </w:rPr>
         <w:t>), berbicara tentang Tuhan yang menemukan dan mengadopsi Israel yang suci dan polos di padang gurun. Namun, Israel segera meninggalkan Allah dan pergi kepada berhala di Baal-Peor (</w:t>
       </w:r>
-      <w:hyperlink r:id="rId111">
-        <w:r>
-          <w:rPr>
-            <w:lang w:val="id_ID" w:bidi="id_ID"/>
-          </w:rPr>
-          <w:rPr>
-            <w:color w:val="0000EE"/>
-            <w:u w:val="single"/>
-          </w:rPr>
-          <w:t>Bil. 25:1–4</w:t>
-        </w:r>
-      </w:hyperlink>
+      <w:r>
+        <w:rPr>
+          <w:lang w:val="id_ID" w:bidi="id_ID"/>
+        </w:rPr>
+        <w:t>Bil. 25:1–4</w:t>
+      </w:r>
       <w:r>
         <w:rPr>
           <w:lang w:val="id_ID" w:bidi="id_ID"/>
         </w:rPr>
         <w:t>). Mengambil bagian dalam penyembahan berhala telah membuat bangsa Israel menjadi kejijikan. Kata ini juga dapat diterjemahkan sebagai "menjijikkan" (</w:t>
       </w:r>
-      <w:hyperlink r:id="rId112">
-        <w:r>
-          <w:rPr>
-            <w:lang w:val="id_ID" w:bidi="id_ID"/>
-          </w:rPr>
-          <w:rPr>
-            <w:color w:val="0000EE"/>
-            <w:u w:val="single"/>
-          </w:rPr>
-          <w:t>Ul. 29:17</w:t>
-        </w:r>
-      </w:hyperlink>
+      <w:r>
+        <w:rPr>
+          <w:lang w:val="id_ID" w:bidi="id_ID"/>
+        </w:rPr>
+        <w:t>Ul. 29:17</w:t>
+      </w:r>
       <w:r>
         <w:rPr>
           <w:lang w:val="id_ID" w:bidi="id_ID"/>
         </w:rPr>
         <w:t>) atau "keji" (</w:t>
       </w:r>
-      <w:hyperlink r:id="rId113">
-        <w:r>
-          <w:rPr>
-            <w:lang w:val="id_ID" w:bidi="id_ID"/>
-          </w:rPr>
-          <w:rPr>
-            <w:color w:val="0000EE"/>
-            <w:u w:val="single"/>
-          </w:rPr>
-          <w:t>Yer. 7:30</w:t>
-        </w:r>
-      </w:hyperlink>
+      <w:r>
+        <w:rPr>
+          <w:lang w:val="id_ID" w:bidi="id_ID"/>
+        </w:rPr>
+        <w:t>Yer. 7:30</w:t>
+      </w:r>
       <w:r>
         <w:rPr>
           <w:lang w:val="id_ID" w:bidi="id_ID"/>
@@ -7272,108 +6618,72 @@
         </w:rPr>
         <w:t>: Gilgal adalah markas besar bagi pasukan Yosua (</w:t>
       </w:r>
-      <w:hyperlink r:id="rId114">
-        <w:r>
-          <w:rPr>
-            <w:lang w:val="id_ID" w:bidi="id_ID"/>
-          </w:rPr>
-          <w:rPr>
-            <w:color w:val="0000EE"/>
-            <w:u w:val="single"/>
-          </w:rPr>
-          <w:t>Yos. 5:10</w:t>
-        </w:r>
-      </w:hyperlink>
+      <w:r>
+        <w:rPr>
+          <w:lang w:val="id_ID" w:bidi="id_ID"/>
+        </w:rPr>
+        <w:t>Yos. 5:10</w:t>
+      </w:r>
       <w:r>
         <w:rPr>
           <w:lang w:val="id_ID" w:bidi="id_ID"/>
         </w:rPr>
         <w:t xml:space="preserve">; </w:t>
       </w:r>
-      <w:hyperlink r:id="rId115">
-        <w:r>
-          <w:rPr>
-            <w:lang w:val="id_ID" w:bidi="id_ID"/>
-          </w:rPr>
-          <w:rPr>
-            <w:color w:val="0000EE"/>
-            <w:u w:val="single"/>
-          </w:rPr>
-          <w:t>10:6</w:t>
-        </w:r>
-      </w:hyperlink>
+      <w:r>
+        <w:rPr>
+          <w:lang w:val="id_ID" w:bidi="id_ID"/>
+        </w:rPr>
+        <w:t>10:6</w:t>
+      </w:r>
       <w:r>
         <w:rPr>
           <w:lang w:val="id_ID" w:bidi="id_ID"/>
         </w:rPr>
         <w:t xml:space="preserve">, </w:t>
       </w:r>
-      <w:hyperlink r:id="rId116">
-        <w:r>
-          <w:rPr>
-            <w:lang w:val="id_ID" w:bidi="id_ID"/>
-          </w:rPr>
-          <w:rPr>
-            <w:color w:val="0000EE"/>
-            <w:u w:val="single"/>
-          </w:rPr>
-          <w:t>43</w:t>
-        </w:r>
-      </w:hyperlink>
+      <w:r>
+        <w:rPr>
+          <w:lang w:val="id_ID" w:bidi="id_ID"/>
+        </w:rPr>
+        <w:t>43</w:t>
+      </w:r>
       <w:r>
         <w:rPr>
           <w:lang w:val="id_ID" w:bidi="id_ID"/>
         </w:rPr>
         <w:t>) dan tempat di mana Saul diangkat menjadi raja (</w:t>
       </w:r>
-      <w:hyperlink r:id="rId117">
-        <w:r>
-          <w:rPr>
-            <w:lang w:val="id_ID" w:bidi="id_ID"/>
-          </w:rPr>
-          <w:rPr>
-            <w:color w:val="0000EE"/>
-            <w:u w:val="single"/>
-          </w:rPr>
-          <w:t>1Sam. 11:15</w:t>
-        </w:r>
-      </w:hyperlink>
+      <w:r>
+        <w:rPr>
+          <w:lang w:val="id_ID" w:bidi="id_ID"/>
+        </w:rPr>
+        <w:t>1Sam. 11:15</w:t>
+      </w:r>
       <w:r>
         <w:rPr>
           <w:lang w:val="id_ID" w:bidi="id_ID"/>
         </w:rPr>
         <w:t>). Saul juga tidak menaati Allah dan ditolak sebagai raja di Gilgal (</w:t>
       </w:r>
-      <w:hyperlink r:id="rId118">
-        <w:r>
-          <w:rPr>
-            <w:lang w:val="id_ID" w:bidi="id_ID"/>
-          </w:rPr>
-          <w:rPr>
-            <w:color w:val="0000EE"/>
-            <w:u w:val="single"/>
-          </w:rPr>
-          <w:t>1Sam. 13:8–15</w:t>
-        </w:r>
-      </w:hyperlink>
+      <w:r>
+        <w:rPr>
+          <w:lang w:val="id_ID" w:bidi="id_ID"/>
+        </w:rPr>
+        <w:t>1Sam. 13:8–15</w:t>
+      </w:r>
       <w:r>
         <w:rPr>
           <w:lang w:val="id_ID" w:bidi="id_ID"/>
         </w:rPr>
         <w:t xml:space="preserve">; </w:t>
       </w:r>
-      <w:hyperlink r:id="rId119">
-        <w:r>
-          <w:rPr>
-            <w:lang w:val="id_ID" w:bidi="id_ID"/>
-          </w:rPr>
-          <w:rPr>
-            <w:color w:val="0000EE"/>
-            <w:u w:val="single"/>
-          </w:rPr>
-          <w:t>15:10–23</w:t>
-        </w:r>
-      </w:hyperlink>
+      <w:r>
+        <w:rPr>
+          <w:lang w:val="id_ID" w:bidi="id_ID"/>
+        </w:rPr>
+        <w:t>15:10–23</w:t>
+      </w:r>
       <w:r>
         <w:rPr>
           <w:lang w:val="id_ID" w:bidi="id_ID"/>
@@ -7392,18 +6702,12 @@
         </w:rPr>
         <w:t>: Meskipun kata Ibrani yang berbeda digunakan di sini, penghakiman kenabian mencerminkan nama putri Hosea (</w:t>
       </w:r>
-      <w:hyperlink r:id="rId120">
-        <w:r>
-          <w:rPr>
-            <w:lang w:val="id_ID" w:bidi="id_ID"/>
-          </w:rPr>
-          <w:rPr>
-            <w:color w:val="0000EE"/>
-            <w:u w:val="single"/>
-          </w:rPr>
-          <w:t>Hos. 1:6</w:t>
-        </w:r>
-      </w:hyperlink>
+      <w:r>
+        <w:rPr>
+          <w:lang w:val="id_ID" w:bidi="id_ID"/>
+        </w:rPr>
+        <w:t>Hos. 1:6</w:t>
+      </w:r>
       <w:r>
         <w:rPr>
           <w:lang w:val="id_ID" w:bidi="id_ID"/>
@@ -7512,54 +6816,36 @@
         </w:rPr>
         <w:t xml:space="preserve">Walaupun Israel adalah pokok anggur yang subur dan berbuah lebat milik Allah (lihat </w:t>
       </w:r>
-      <w:hyperlink r:id="rId121">
-        <w:r>
-          <w:rPr>
-            <w:lang w:val="id_ID" w:bidi="id_ID"/>
-          </w:rPr>
-          <w:rPr>
-            <w:color w:val="0000EE"/>
-            <w:u w:val="single"/>
-          </w:rPr>
-          <w:t>Yes. 5:1–7</w:t>
-        </w:r>
-      </w:hyperlink>
+      <w:r>
+        <w:rPr>
+          <w:lang w:val="id_ID" w:bidi="id_ID"/>
+        </w:rPr>
+        <w:t>Yes. 5:1–7</w:t>
+      </w:r>
       <w:r>
         <w:rPr>
           <w:lang w:val="id_ID" w:bidi="id_ID"/>
         </w:rPr>
         <w:t xml:space="preserve">; </w:t>
       </w:r>
-      <w:hyperlink r:id="rId122">
-        <w:r>
-          <w:rPr>
-            <w:lang w:val="id_ID" w:bidi="id_ID"/>
-          </w:rPr>
-          <w:rPr>
-            <w:color w:val="0000EE"/>
-            <w:u w:val="single"/>
-          </w:rPr>
-          <w:t>Yer. 2:21</w:t>
-        </w:r>
-      </w:hyperlink>
+      <w:r>
+        <w:rPr>
+          <w:lang w:val="id_ID" w:bidi="id_ID"/>
+        </w:rPr>
+        <w:t>Yer. 2:21</w:t>
+      </w:r>
       <w:r>
         <w:rPr>
           <w:lang w:val="id_ID" w:bidi="id_ID"/>
         </w:rPr>
         <w:t xml:space="preserve">; </w:t>
       </w:r>
-      <w:hyperlink r:id="rId123">
-        <w:r>
-          <w:rPr>
-            <w:lang w:val="id_ID" w:bidi="id_ID"/>
-          </w:rPr>
-          <w:rPr>
-            <w:color w:val="0000EE"/>
-            <w:u w:val="single"/>
-          </w:rPr>
-          <w:t>Yeh. 17:6</w:t>
-        </w:r>
-      </w:hyperlink>
+      <w:r>
+        <w:rPr>
+          <w:lang w:val="id_ID" w:bidi="id_ID"/>
+        </w:rPr>
+        <w:t>Yeh. 17:6</w:t>
+      </w:r>
       <w:r>
         <w:rPr>
           <w:lang w:val="id_ID" w:bidi="id_ID"/>
@@ -7578,72 +6864,48 @@
         </w:rPr>
         <w:t>: Tiang batu boleh dipergunakan sebagai tanda peringatan (</w:t>
       </w:r>
-      <w:hyperlink r:id="rId124">
-        <w:r>
-          <w:rPr>
-            <w:lang w:val="id_ID" w:bidi="id_ID"/>
-          </w:rPr>
-          <w:rPr>
-            <w:color w:val="0000EE"/>
-            <w:u w:val="single"/>
-          </w:rPr>
-          <w:t>Kej. 35:20</w:t>
-        </w:r>
-      </w:hyperlink>
+      <w:r>
+        <w:rPr>
+          <w:lang w:val="id_ID" w:bidi="id_ID"/>
+        </w:rPr>
+        <w:t>Kej. 35:20</w:t>
+      </w:r>
       <w:r>
         <w:rPr>
           <w:lang w:val="id_ID" w:bidi="id_ID"/>
         </w:rPr>
         <w:t xml:space="preserve">; </w:t>
       </w:r>
-      <w:hyperlink r:id="rId125">
-        <w:r>
-          <w:rPr>
-            <w:lang w:val="id_ID" w:bidi="id_ID"/>
-          </w:rPr>
-          <w:rPr>
-            <w:color w:val="0000EE"/>
-            <w:u w:val="single"/>
-          </w:rPr>
-          <w:t>Yos. 24:26–27</w:t>
-        </w:r>
-      </w:hyperlink>
+      <w:r>
+        <w:rPr>
+          <w:lang w:val="id_ID" w:bidi="id_ID"/>
+        </w:rPr>
+        <w:t>Yos. 24:26–27</w:t>
+      </w:r>
       <w:r>
         <w:rPr>
           <w:lang w:val="id_ID" w:bidi="id_ID"/>
         </w:rPr>
         <w:t>), tetapi Allah melarang bangsa Israel menggunakannya untuk ritual ibadah seperti yang dilakukan orang Kanaan (</w:t>
       </w:r>
-      <w:hyperlink r:id="rId126">
-        <w:r>
-          <w:rPr>
-            <w:lang w:val="id_ID" w:bidi="id_ID"/>
-          </w:rPr>
-          <w:rPr>
-            <w:color w:val="0000EE"/>
-            <w:u w:val="single"/>
-          </w:rPr>
-          <w:t>Kel. 23:24</w:t>
-        </w:r>
-      </w:hyperlink>
+      <w:r>
+        <w:rPr>
+          <w:lang w:val="id_ID" w:bidi="id_ID"/>
+        </w:rPr>
+        <w:t>Kel. 23:24</w:t>
+      </w:r>
       <w:r>
         <w:rPr>
           <w:lang w:val="id_ID" w:bidi="id_ID"/>
         </w:rPr>
         <w:t xml:space="preserve">; </w:t>
       </w:r>
-      <w:hyperlink r:id="rId127">
-        <w:r>
-          <w:rPr>
-            <w:lang w:val="id_ID" w:bidi="id_ID"/>
-          </w:rPr>
-          <w:rPr>
-            <w:color w:val="0000EE"/>
-            <w:u w:val="single"/>
-          </w:rPr>
-          <w:t>Ul. 16:22</w:t>
-        </w:r>
-      </w:hyperlink>
+      <w:r>
+        <w:rPr>
+          <w:lang w:val="id_ID" w:bidi="id_ID"/>
+        </w:rPr>
+        <w:t>Ul. 16:22</w:t>
+      </w:r>
       <w:r>
         <w:rPr>
           <w:lang w:val="id_ID" w:bidi="id_ID"/>
@@ -7758,18 +7020,12 @@
         </w:rPr>
         <w:t>yang pahit dan beracun (</w:t>
       </w:r>
-      <w:hyperlink r:id="rId128">
-        <w:r>
-          <w:rPr>
-            <w:lang w:val="id_ID" w:bidi="id_ID"/>
-          </w:rPr>
-          <w:rPr>
-            <w:color w:val="0000EE"/>
-            <w:u w:val="single"/>
-          </w:rPr>
-          <w:t>Amos 6:12</w:t>
-        </w:r>
-      </w:hyperlink>
+      <w:r>
+        <w:rPr>
+          <w:lang w:val="id_ID" w:bidi="id_ID"/>
+        </w:rPr>
+        <w:t>Amos 6:12</w:t>
+      </w:r>
       <w:r>
         <w:rPr>
           <w:lang w:val="id_ID" w:bidi="id_ID"/>
@@ -7824,18 +7080,12 @@
         </w:rPr>
         <w:t xml:space="preserve">Patung anak lembu emas Israel (lihat </w:t>
       </w:r>
-      <w:hyperlink r:id="rId129">
-        <w:r>
-          <w:rPr>
-            <w:lang w:val="id_ID" w:bidi="id_ID"/>
-          </w:rPr>
-          <w:rPr>
-            <w:color w:val="0000EE"/>
-            <w:u w:val="single"/>
-          </w:rPr>
-          <w:t>Hos. 8:5–6</w:t>
-        </w:r>
-      </w:hyperlink>
+      <w:r>
+        <w:rPr>
+          <w:lang w:val="id_ID" w:bidi="id_ID"/>
+        </w:rPr>
+        <w:t>Hos. 8:5–6</w:t>
+      </w:r>
       <w:r>
         <w:rPr>
           <w:lang w:val="id_ID" w:bidi="id_ID"/>
@@ -7938,54 +7188,36 @@
         </w:rPr>
         <w:t>Peristiwa-peristiwa mengerikan di Gibea (</w:t>
       </w:r>
-      <w:hyperlink r:id="rId109">
-        <w:r>
-          <w:rPr>
-            <w:lang w:val="id_ID" w:bidi="id_ID"/>
-          </w:rPr>
-          <w:rPr>
-            <w:color w:val="0000EE"/>
-            <w:u w:val="single"/>
-          </w:rPr>
-          <w:t>Hak. 19–21</w:t>
-        </w:r>
-      </w:hyperlink>
+      <w:r>
+        <w:rPr>
+          <w:lang w:val="id_ID" w:bidi="id_ID"/>
+        </w:rPr>
+        <w:t>Hak. 19–21</w:t>
+      </w:r>
       <w:r>
         <w:rPr>
           <w:lang w:val="id_ID" w:bidi="id_ID"/>
         </w:rPr>
         <w:t xml:space="preserve">) menetapkan pola dosa bagi orang-orang di kerajaan Israel utara (lihat </w:t>
       </w:r>
-      <w:hyperlink r:id="rId130">
-        <w:r>
-          <w:rPr>
-            <w:lang w:val="id_ID" w:bidi="id_ID"/>
-          </w:rPr>
-          <w:rPr>
-            <w:color w:val="0000EE"/>
-            <w:u w:val="single"/>
-          </w:rPr>
-          <w:t>Hos. 9:9</w:t>
-        </w:r>
-      </w:hyperlink>
+      <w:r>
+        <w:rPr>
+          <w:lang w:val="id_ID" w:bidi="id_ID"/>
+        </w:rPr>
+        <w:t>Hos. 9:9</w:t>
+      </w:r>
       <w:r>
         <w:rPr>
           <w:lang w:val="id_ID" w:bidi="id_ID"/>
         </w:rPr>
         <w:t xml:space="preserve">). Hukuman dari Allah adalah bahwa mereka akan mengalami kekalahan besar dalam perang, seperti pada zaman Hakim-hakim (lihat </w:t>
       </w:r>
-      <w:hyperlink r:id="rId131">
-        <w:r>
-          <w:rPr>
-            <w:lang w:val="id_ID" w:bidi="id_ID"/>
-          </w:rPr>
-          <w:rPr>
-            <w:color w:val="0000EE"/>
-            <w:u w:val="single"/>
-          </w:rPr>
-          <w:t>Hak. 2:10–15</w:t>
-        </w:r>
-      </w:hyperlink>
+      <w:r>
+        <w:rPr>
+          <w:lang w:val="id_ID" w:bidi="id_ID"/>
+        </w:rPr>
+        <w:t>Hak. 2:10–15</w:t>
+      </w:r>
       <w:r>
         <w:rPr>
           <w:lang w:val="id_ID" w:bidi="id_ID"/>
@@ -8088,18 +7320,12 @@
         </w:rPr>
         <w:t xml:space="preserve">Menggunakan metafora dari pertanian, Allah menetapkan persyaratan-Nya untuk umat-Nya dan menjanjikan berkat jika mereka menaati perintah-Nya (lihat </w:t>
       </w:r>
-      <w:hyperlink r:id="rId132">
-        <w:r>
-          <w:rPr>
-            <w:lang w:val="id_ID" w:bidi="id_ID"/>
-          </w:rPr>
-          <w:rPr>
-            <w:color w:val="0000EE"/>
-            <w:u w:val="single"/>
-          </w:rPr>
-          <w:t>Hos. 6:6; 8:7</w:t>
-        </w:r>
-      </w:hyperlink>
+      <w:r>
+        <w:rPr>
+          <w:lang w:val="id_ID" w:bidi="id_ID"/>
+        </w:rPr>
+        <w:t>Hos. 6:6; 8:7</w:t>
+      </w:r>
       <w:r>
         <w:rPr>
           <w:lang w:val="id_ID" w:bidi="id_ID"/>
@@ -8208,18 +7434,12 @@
         </w:rPr>
         <w:t xml:space="preserve">: Tuhan mengangkat Israel ketika Dia membebaskannya dari Mesir. Ayat ini dikutip dengan merujuk pada Yesus di </w:t>
       </w:r>
-      <w:hyperlink r:id="rId133">
-        <w:r>
-          <w:rPr>
-            <w:lang w:val="id_ID" w:bidi="id_ID"/>
-          </w:rPr>
-          <w:rPr>
-            <w:color w:val="0000EE"/>
-            <w:u w:val="single"/>
-          </w:rPr>
-          <w:t>Mat. 2:15</w:t>
-        </w:r>
-      </w:hyperlink>
+      <w:r>
+        <w:rPr>
+          <w:lang w:val="id_ID" w:bidi="id_ID"/>
+        </w:rPr>
+        <w:t>Mat. 2:15</w:t>
+      </w:r>
       <w:r>
         <w:rPr>
           <w:lang w:val="id_ID" w:bidi="id_ID"/>
@@ -8334,18 +7554,12 @@
         </w:rPr>
         <w:t>Walaupun telah menerima kasih Allah, Israel menjadi seorang anak yang durhaka dengan mempersembahkan korban kepada Baal. Hukuman bagi anak yang memberontak adalah kematian (</w:t>
       </w:r>
-      <w:hyperlink r:id="rId134">
-        <w:r>
-          <w:rPr>
-            <w:lang w:val="id_ID" w:bidi="id_ID"/>
-          </w:rPr>
-          <w:rPr>
-            <w:color w:val="0000EE"/>
-            <w:u w:val="single"/>
-          </w:rPr>
-          <w:t>Ul. 21:18–21</w:t>
-        </w:r>
-      </w:hyperlink>
+      <w:r>
+        <w:rPr>
+          <w:lang w:val="id_ID" w:bidi="id_ID"/>
+        </w:rPr>
+        <w:t>Ul. 21:18–21</w:t>
+      </w:r>
       <w:r>
         <w:rPr>
           <w:lang w:val="id_ID" w:bidi="id_ID"/>
@@ -8496,18 +7710,12 @@
         </w:rPr>
         <w:t>Walaupun keadilan menuntut agar Israel dihukum mati, Tuhan tidak mau menyerah dengan Israel, merelakan mereka, ataupun membinasakan anak-Nya. • Adma dan Zeboim adalah kota-kota dekat Sodom dan Gomora yang Allah hancurkan sepenuhnya (</w:t>
       </w:r>
-      <w:hyperlink r:id="rId135">
-        <w:r>
-          <w:rPr>
-            <w:lang w:val="id_ID" w:bidi="id_ID"/>
-          </w:rPr>
-          <w:rPr>
-            <w:color w:val="0000EE"/>
-            <w:u w:val="single"/>
-          </w:rPr>
-          <w:t>Ul. 29:23</w:t>
-        </w:r>
-      </w:hyperlink>
+      <w:r>
+        <w:rPr>
+          <w:lang w:val="id_ID" w:bidi="id_ID"/>
+        </w:rPr>
+        <w:t>Ul. 29:23</w:t>
+      </w:r>
       <w:r>
         <w:rPr>
           <w:lang w:val="id_ID" w:bidi="id_ID"/>
@@ -8622,36 +7830,24 @@
         </w:rPr>
         <w:t xml:space="preserve">Dosa Israel tidak akan menjadi akhir dari segalanya; Allah, dalam kasih-Nya yang kudus, akan mengaum seperti singa (lihat </w:t>
       </w:r>
-      <w:hyperlink r:id="rId136">
-        <w:r>
-          <w:rPr>
-            <w:lang w:val="id_ID" w:bidi="id_ID"/>
-          </w:rPr>
-          <w:rPr>
-            <w:color w:val="0000EE"/>
-            <w:u w:val="single"/>
-          </w:rPr>
-          <w:t>Amos 1:2</w:t>
-        </w:r>
-      </w:hyperlink>
+      <w:r>
+        <w:rPr>
+          <w:lang w:val="id_ID" w:bidi="id_ID"/>
+        </w:rPr>
+        <w:t>Amos 1:2</w:t>
+      </w:r>
       <w:r>
         <w:rPr>
           <w:lang w:val="id_ID" w:bidi="id_ID"/>
         </w:rPr>
         <w:t xml:space="preserve">; </w:t>
       </w:r>
-      <w:hyperlink r:id="rId137">
-        <w:r>
-          <w:rPr>
-            <w:lang w:val="id_ID" w:bidi="id_ID"/>
-          </w:rPr>
-          <w:rPr>
-            <w:color w:val="0000EE"/>
-            <w:u w:val="single"/>
-          </w:rPr>
-          <w:t>3:8</w:t>
-        </w:r>
-      </w:hyperlink>
+      <w:r>
+        <w:rPr>
+          <w:lang w:val="id_ID" w:bidi="id_ID"/>
+        </w:rPr>
+        <w:t>3:8</w:t>
+      </w:r>
       <w:r>
         <w:rPr>
           <w:lang w:val="id_ID" w:bidi="id_ID"/>
@@ -8754,36 +7950,24 @@
         </w:rPr>
         <w:t>Perjanjian dengan Asyur: Untuk menyelamatkan tanahnya, Raja Hosea menjadi bawahan Raja Salmaneser dari Asyur (</w:t>
       </w:r>
-      <w:hyperlink r:id="rId75">
-        <w:r>
-          <w:rPr>
-            <w:lang w:val="id_ID" w:bidi="id_ID"/>
-          </w:rPr>
-          <w:rPr>
-            <w:color w:val="0000EE"/>
-            <w:u w:val="single"/>
-          </w:rPr>
-          <w:t>2Raj. 17:3</w:t>
-        </w:r>
-      </w:hyperlink>
+      <w:r>
+        <w:rPr>
+          <w:lang w:val="id_ID" w:bidi="id_ID"/>
+        </w:rPr>
+        <w:t>2Raj. 17:3</w:t>
+      </w:r>
       <w:r>
         <w:rPr>
           <w:lang w:val="id_ID" w:bidi="id_ID"/>
         </w:rPr>
         <w:t>). Raja Hosea segera memberontak melawan Salmaneser dengan menahan upeti dan beralih kepada Raja So dari Mesir untuk mendapatkan dukungan (</w:t>
       </w:r>
-      <w:hyperlink r:id="rId138">
-        <w:r>
-          <w:rPr>
-            <w:lang w:val="id_ID" w:bidi="id_ID"/>
-          </w:rPr>
-          <w:rPr>
-            <w:color w:val="0000EE"/>
-            <w:u w:val="single"/>
-          </w:rPr>
-          <w:t>2Raj. 17:4</w:t>
-        </w:r>
-      </w:hyperlink>
+      <w:r>
+        <w:rPr>
+          <w:lang w:val="id_ID" w:bidi="id_ID"/>
+        </w:rPr>
+        <w:t>2Raj. 17:4</w:t>
+      </w:r>
       <w:r>
         <w:rPr>
           <w:lang w:val="id_ID" w:bidi="id_ID"/>
@@ -8863,36 +8047,24 @@
         </w:rPr>
         <w:t>): Kata kerja ini (Ibrani ‘aqab) membentuk akar dari nama Yakub. Bahkan sebelum dia lahir, Yakub sudah menunjukkan arti namanya dengan menggantikan saudaranya Esau (</w:t>
       </w:r>
-      <w:hyperlink r:id="rId139">
-        <w:r>
-          <w:rPr>
-            <w:lang w:val="id_ID" w:bidi="id_ID"/>
-          </w:rPr>
-          <w:rPr>
-            <w:color w:val="0000EE"/>
-            <w:u w:val="single"/>
-          </w:rPr>
-          <w:t>Kej. 25:26</w:t>
-        </w:r>
-      </w:hyperlink>
+      <w:r>
+        <w:rPr>
+          <w:lang w:val="id_ID" w:bidi="id_ID"/>
+        </w:rPr>
+        <w:t>Kej. 25:26</w:t>
+      </w:r>
       <w:r>
         <w:rPr>
           <w:lang w:val="id_ID" w:bidi="id_ID"/>
         </w:rPr>
         <w:t xml:space="preserve">). • Sebagai orang dewasa, Yakub bahkan bergumul dengan Allah (lihat </w:t>
       </w:r>
-      <w:hyperlink r:id="rId140">
-        <w:r>
-          <w:rPr>
-            <w:lang w:val="id_ID" w:bidi="id_ID"/>
-          </w:rPr>
-          <w:rPr>
-            <w:color w:val="0000EE"/>
-            <w:u w:val="single"/>
-          </w:rPr>
-          <w:t>Kej 32:22–30</w:t>
-        </w:r>
-      </w:hyperlink>
+      <w:r>
+        <w:rPr>
+          <w:lang w:val="id_ID" w:bidi="id_ID"/>
+        </w:rPr>
+        <w:t>Kej 32:22–30</w:t>
+      </w:r>
       <w:r>
         <w:rPr>
           <w:lang w:val="id_ID" w:bidi="id_ID"/>
@@ -8947,18 +8119,12 @@
         </w:rPr>
         <w:t xml:space="preserve">Di Betel, dia bertemu dengan Allah: Lihat </w:t>
       </w:r>
-      <w:hyperlink r:id="rId141">
-        <w:r>
-          <w:rPr>
-            <w:lang w:val="id_ID" w:bidi="id_ID"/>
-          </w:rPr>
-          <w:rPr>
-            <w:color w:val="0000EE"/>
-            <w:u w:val="single"/>
-          </w:rPr>
-          <w:t>Kej. 28:11–22</w:t>
-        </w:r>
-      </w:hyperlink>
+      <w:r>
+        <w:rPr>
+          <w:lang w:val="id_ID" w:bidi="id_ID"/>
+        </w:rPr>
+        <w:t>Kej. 28:11–22</w:t>
+      </w:r>
       <w:r>
         <w:rPr>
           <w:lang w:val="id_ID" w:bidi="id_ID"/>
@@ -9061,18 +8227,12 @@
         </w:rPr>
         <w:t xml:space="preserve">Selama pemerintahan Yerobeam II (tahun 793–753 SM), para pedagang Israel menjadi sangat kaya, seringkali dengan menggunakan praktik bisnis yang menipu seperti timbangan yang tidak jujur (lihat </w:t>
       </w:r>
-      <w:hyperlink r:id="rId142">
-        <w:r>
-          <w:rPr>
-            <w:lang w:val="id_ID" w:bidi="id_ID"/>
-          </w:rPr>
-          <w:rPr>
-            <w:color w:val="0000EE"/>
-            <w:u w:val="single"/>
-          </w:rPr>
-          <w:t>Amos 8:5–6</w:t>
-        </w:r>
-      </w:hyperlink>
+      <w:r>
+        <w:rPr>
+          <w:lang w:val="id_ID" w:bidi="id_ID"/>
+        </w:rPr>
+        <w:t>Amos 8:5–6</w:t>
+      </w:r>
       <w:r>
         <w:rPr>
           <w:lang w:val="id_ID" w:bidi="id_ID"/>
@@ -9133,18 +8293,12 @@
         </w:rPr>
         <w:t xml:space="preserve">: Penghakiman Allah terhadap para pedagang Israel yang kaya adalah agar mereka kembali ke tempat tinggal sederhana seperti di masa Keluaran. Namun, ada juga kata-kata harapan di sini: Rencana keselamatan Allah untuk Israel akan dimulai kembali di padang gurun (lihat Hos. </w:t>
       </w:r>
-      <w:hyperlink r:id="rId101">
-        <w:r>
-          <w:rPr>
-            <w:lang w:val="id_ID" w:bidi="id_ID"/>
-          </w:rPr>
-          <w:rPr>
-            <w:color w:val="0000EE"/>
-            <w:u w:val="single"/>
-          </w:rPr>
-          <w:t>2:13–14</w:t>
-        </w:r>
-      </w:hyperlink>
+      <w:r>
+        <w:rPr>
+          <w:lang w:val="id_ID" w:bidi="id_ID"/>
+        </w:rPr>
+        <w:t>2:13–14</w:t>
+      </w:r>
       <w:r>
         <w:rPr>
           <w:lang w:val="id_ID" w:bidi="id_ID"/>
@@ -9199,66 +8353,42 @@
         </w:rPr>
         <w:t xml:space="preserve">Gilead dan Gilgal adalah kota-kota di Israel di mana Baal disembah, bukan Tuhan (lihat </w:t>
       </w:r>
-      <w:hyperlink r:id="rId143">
-        <w:r>
-          <w:rPr>
-            <w:lang w:val="id_ID" w:bidi="id_ID"/>
-          </w:rPr>
-          <w:rPr>
-            <w:color w:val="0000EE"/>
-            <w:u w:val="single"/>
-          </w:rPr>
-          <w:t xml:space="preserve">Hos. </w:t>
-        </w:r>
-      </w:hyperlink>
-      <w:hyperlink r:id="rId144">
-        <w:r>
-          <w:rPr>
-            <w:lang w:val="id_ID" w:bidi="id_ID"/>
-          </w:rPr>
-          <w:rPr>
-            <w:color w:val="0000EE"/>
-            <w:u w:val="single"/>
-          </w:rPr>
-          <w:t>4:15</w:t>
-        </w:r>
-      </w:hyperlink>
+      <w:r>
+        <w:rPr>
+          <w:lang w:val="id_ID" w:bidi="id_ID"/>
+        </w:rPr>
+        <w:t xml:space="preserve">Hos. </w:t>
+      </w:r>
+      <w:r>
+        <w:rPr>
+          <w:lang w:val="id_ID" w:bidi="id_ID"/>
+        </w:rPr>
+        <w:t>4:15</w:t>
+      </w:r>
       <w:r>
         <w:rPr>
           <w:lang w:val="id_ID" w:bidi="id_ID"/>
         </w:rPr>
         <w:t xml:space="preserve">; </w:t>
       </w:r>
-      <w:hyperlink r:id="rId145">
-        <w:r>
-          <w:rPr>
-            <w:lang w:val="id_ID" w:bidi="id_ID"/>
-          </w:rPr>
-          <w:rPr>
-            <w:color w:val="0000EE"/>
-            <w:u w:val="single"/>
-          </w:rPr>
-          <w:t>6:8</w:t>
-        </w:r>
-      </w:hyperlink>
+      <w:r>
+        <w:rPr>
+          <w:lang w:val="id_ID" w:bidi="id_ID"/>
+        </w:rPr>
+        <w:t>6:8</w:t>
+      </w:r>
       <w:r>
         <w:rPr>
           <w:lang w:val="id_ID" w:bidi="id_ID"/>
         </w:rPr>
         <w:t xml:space="preserve">; </w:t>
       </w:r>
-      <w:hyperlink r:id="rId143">
-        <w:r>
-          <w:rPr>
-            <w:lang w:val="id_ID" w:bidi="id_ID"/>
-          </w:rPr>
-          <w:rPr>
-            <w:color w:val="0000EE"/>
-            <w:u w:val="single"/>
-          </w:rPr>
-          <w:t>9:15</w:t>
-        </w:r>
-      </w:hyperlink>
+      <w:r>
+        <w:rPr>
+          <w:lang w:val="id_ID" w:bidi="id_ID"/>
+        </w:rPr>
+        <w:t>9:15</w:t>
+      </w:r>
       <w:r>
         <w:rPr>
           <w:lang w:val="id_ID" w:bidi="id_ID"/>
@@ -9367,18 +8497,12 @@
         </w:rPr>
         <w:t xml:space="preserve">Pada puncak kekuasaannya, suku Efraim menimbulkan ketakutan di antara bangsa Israel lainnya (lihat </w:t>
       </w:r>
-      <w:hyperlink r:id="rId146">
-        <w:r>
-          <w:rPr>
-            <w:lang w:val="id_ID" w:bidi="id_ID"/>
-          </w:rPr>
-          <w:rPr>
-            <w:color w:val="0000EE"/>
-            <w:u w:val="single"/>
-          </w:rPr>
-          <w:t>Yes. 7:2</w:t>
-        </w:r>
-      </w:hyperlink>
+      <w:r>
+        <w:rPr>
+          <w:lang w:val="id_ID" w:bidi="id_ID"/>
+        </w:rPr>
+        <w:t>Yes. 7:2</w:t>
+      </w:r>
       <w:r>
         <w:rPr>
           <w:lang w:val="id_ID" w:bidi="id_ID"/>
@@ -9459,72 +8583,48 @@
         </w:rPr>
         <w:t>Kata Ibrani yang diterjemahkan sebagai berhala adalah kata yang sama yang digunakan untuk anak lembu emas (</w:t>
       </w:r>
-      <w:hyperlink r:id="rId147">
-        <w:r>
-          <w:rPr>
-            <w:lang w:val="id_ID" w:bidi="id_ID"/>
-          </w:rPr>
-          <w:rPr>
-            <w:color w:val="0000EE"/>
-            <w:u w:val="single"/>
-          </w:rPr>
-          <w:t>Kel. 32:4</w:t>
-        </w:r>
-      </w:hyperlink>
+      <w:r>
+        <w:rPr>
+          <w:lang w:val="id_ID" w:bidi="id_ID"/>
+        </w:rPr>
+        <w:t>Kel. 32:4</w:t>
+      </w:r>
       <w:r>
         <w:rPr>
           <w:lang w:val="id_ID" w:bidi="id_ID"/>
         </w:rPr>
         <w:t xml:space="preserve">, </w:t>
       </w:r>
-      <w:hyperlink r:id="rId148">
-        <w:r>
-          <w:rPr>
-            <w:lang w:val="id_ID" w:bidi="id_ID"/>
-          </w:rPr>
-          <w:rPr>
-            <w:color w:val="0000EE"/>
-            <w:u w:val="single"/>
-          </w:rPr>
-          <w:t>8</w:t>
-        </w:r>
-      </w:hyperlink>
+      <w:r>
+        <w:rPr>
+          <w:lang w:val="id_ID" w:bidi="id_ID"/>
+        </w:rPr>
+        <w:t>8</w:t>
+      </w:r>
       <w:r>
         <w:rPr>
           <w:lang w:val="id_ID" w:bidi="id_ID"/>
         </w:rPr>
         <w:t xml:space="preserve">; lihat juga </w:t>
       </w:r>
-      <w:hyperlink r:id="rId149">
-        <w:r>
-          <w:rPr>
-            <w:lang w:val="id_ID" w:bidi="id_ID"/>
-          </w:rPr>
-          <w:rPr>
-            <w:color w:val="0000EE"/>
-            <w:u w:val="single"/>
-          </w:rPr>
-          <w:t>Hos. 10:5–6</w:t>
-        </w:r>
-      </w:hyperlink>
+      <w:r>
+        <w:rPr>
+          <w:lang w:val="id_ID" w:bidi="id_ID"/>
+        </w:rPr>
+        <w:t>Hos. 10:5–6</w:t>
+      </w:r>
       <w:r>
         <w:rPr>
           <w:lang w:val="id_ID" w:bidi="id_ID"/>
         </w:rPr>
         <w:t xml:space="preserve">; </w:t>
       </w:r>
-      <w:hyperlink r:id="rId150">
-        <w:r>
-          <w:rPr>
-            <w:lang w:val="id_ID" w:bidi="id_ID"/>
-          </w:rPr>
-          <w:rPr>
-            <w:color w:val="0000EE"/>
-            <w:u w:val="single"/>
-          </w:rPr>
-          <w:t>Amos 5:5–6</w:t>
-        </w:r>
-      </w:hyperlink>
+      <w:r>
+        <w:rPr>
+          <w:lang w:val="id_ID" w:bidi="id_ID"/>
+        </w:rPr>
+        <w:t>Amos 5:5–6</w:t>
+      </w:r>
       <w:r>
         <w:rPr>
           <w:lang w:val="id_ID" w:bidi="id_ID"/>
@@ -9543,18 +8643,12 @@
         </w:rPr>
         <w:t>: Ritual keagamaan Kanaan meliputi tindakan seperti mencium patung Baal (</w:t>
       </w:r>
-      <w:hyperlink r:id="rId151">
-        <w:r>
-          <w:rPr>
-            <w:lang w:val="id_ID" w:bidi="id_ID"/>
-          </w:rPr>
-          <w:rPr>
-            <w:color w:val="0000EE"/>
-            <w:u w:val="single"/>
-          </w:rPr>
-          <w:t>1Raj. 19:18</w:t>
-        </w:r>
-      </w:hyperlink>
+      <w:r>
+        <w:rPr>
+          <w:lang w:val="id_ID" w:bidi="id_ID"/>
+        </w:rPr>
+        <w:t>1Raj. 19:18</w:t>
+      </w:r>
       <w:r>
         <w:rPr>
           <w:lang w:val="id_ID" w:bidi="id_ID"/>
@@ -9609,18 +8703,12 @@
         </w:rPr>
         <w:t xml:space="preserve">Penghakiman Allah atas Efraim yang menyembah berhala adalah bahwa mereka akan lenyap (bdk. </w:t>
       </w:r>
-      <w:hyperlink r:id="rId78">
-        <w:r>
-          <w:rPr>
-            <w:lang w:val="id_ID" w:bidi="id_ID"/>
-          </w:rPr>
-          <w:rPr>
-            <w:color w:val="0000EE"/>
-            <w:u w:val="single"/>
-          </w:rPr>
-          <w:t>6:4</w:t>
-        </w:r>
-      </w:hyperlink>
+      <w:r>
+        <w:rPr>
+          <w:lang w:val="id_ID" w:bidi="id_ID"/>
+        </w:rPr>
+        <w:t>6:4</w:t>
+      </w:r>
       <w:r>
         <w:rPr>
           <w:lang w:val="id_ID" w:bidi="id_ID"/>
@@ -9741,18 +8829,12 @@
         </w:rPr>
         <w:t xml:space="preserve"> melupakan Aku: Mereka tidak bergantung pada Tuhan untuk keamanan, melainkan pada raja-raja mereka, tentara, dan kemakmuran ekonomi (lihat </w:t>
       </w:r>
-      <w:hyperlink r:id="rId38">
-        <w:r>
-          <w:rPr>
-            <w:lang w:val="id_ID" w:bidi="id_ID"/>
-          </w:rPr>
-          <w:rPr>
-            <w:color w:val="0000EE"/>
-            <w:u w:val="single"/>
-          </w:rPr>
-          <w:t>Hos. 2:12</w:t>
-        </w:r>
-      </w:hyperlink>
+      <w:r>
+        <w:rPr>
+          <w:lang w:val="id_ID" w:bidi="id_ID"/>
+        </w:rPr>
+        <w:t>Hos. 2:12</w:t>
+      </w:r>
       <w:r>
         <w:rPr>
           <w:lang w:val="id_ID" w:bidi="id_ID"/>
@@ -9861,72 +8943,48 @@
         </w:rPr>
         <w:t xml:space="preserve">: Lihat </w:t>
       </w:r>
-      <w:hyperlink r:id="rId152">
-        <w:r>
-          <w:rPr>
-            <w:lang w:val="id_ID" w:bidi="id_ID"/>
-          </w:rPr>
-          <w:rPr>
-            <w:color w:val="0000EE"/>
-            <w:u w:val="single"/>
-          </w:rPr>
-          <w:t>Mazmur 70:5</w:t>
-        </w:r>
-      </w:hyperlink>
+      <w:r>
+        <w:rPr>
+          <w:lang w:val="id_ID" w:bidi="id_ID"/>
+        </w:rPr>
+        <w:t>Mazmur 70:5</w:t>
+      </w:r>
       <w:r>
         <w:rPr>
           <w:lang w:val="id_ID" w:bidi="id_ID"/>
         </w:rPr>
         <w:t xml:space="preserve">; </w:t>
       </w:r>
-      <w:hyperlink r:id="rId153">
-        <w:r>
-          <w:rPr>
-            <w:lang w:val="id_ID" w:bidi="id_ID"/>
-          </w:rPr>
-          <w:rPr>
-            <w:color w:val="0000EE"/>
-            <w:u w:val="single"/>
-          </w:rPr>
-          <w:t>115:9</w:t>
-        </w:r>
-      </w:hyperlink>
+      <w:r>
+        <w:rPr>
+          <w:lang w:val="id_ID" w:bidi="id_ID"/>
+        </w:rPr>
+        <w:t>115:9</w:t>
+      </w:r>
       <w:r>
         <w:rPr>
           <w:lang w:val="id_ID" w:bidi="id_ID"/>
         </w:rPr>
         <w:t xml:space="preserve">; </w:t>
       </w:r>
-      <w:hyperlink r:id="rId154">
-        <w:r>
-          <w:rPr>
-            <w:lang w:val="id_ID" w:bidi="id_ID"/>
-          </w:rPr>
-          <w:rPr>
-            <w:color w:val="0000EE"/>
-            <w:u w:val="single"/>
-          </w:rPr>
-          <w:t>121:2</w:t>
-        </w:r>
-      </w:hyperlink>
+      <w:r>
+        <w:rPr>
+          <w:lang w:val="id_ID" w:bidi="id_ID"/>
+        </w:rPr>
+        <w:t>121:2</w:t>
+      </w:r>
       <w:r>
         <w:rPr>
           <w:lang w:val="id_ID" w:bidi="id_ID"/>
         </w:rPr>
         <w:t xml:space="preserve">; </w:t>
       </w:r>
-      <w:hyperlink r:id="rId155">
-        <w:r>
-          <w:rPr>
-            <w:lang w:val="id_ID" w:bidi="id_ID"/>
-          </w:rPr>
-          <w:rPr>
-            <w:color w:val="0000EE"/>
-            <w:u w:val="single"/>
-          </w:rPr>
-          <w:t>124:8</w:t>
-        </w:r>
-      </w:hyperlink>
+      <w:r>
+        <w:rPr>
+          <w:lang w:val="id_ID" w:bidi="id_ID"/>
+        </w:rPr>
+        <w:t>124:8</w:t>
+      </w:r>
       <w:r>
         <w:rPr>
           <w:lang w:val="id_ID" w:bidi="id_ID"/>
@@ -9981,36 +9039,24 @@
         </w:rPr>
         <w:t xml:space="preserve">Di manakah gerangan rajamu? Ketika perjanjian Hosea dengan Mesir gagal (lihat </w:t>
       </w:r>
-      <w:hyperlink r:id="rId156">
-        <w:r>
-          <w:rPr>
-            <w:lang w:val="id_ID" w:bidi="id_ID"/>
-          </w:rPr>
-          <w:rPr>
-            <w:color w:val="0000EE"/>
-            <w:u w:val="single"/>
-          </w:rPr>
-          <w:t>Hos. 12:2</w:t>
-        </w:r>
-      </w:hyperlink>
+      <w:r>
+        <w:rPr>
+          <w:lang w:val="id_ID" w:bidi="id_ID"/>
+        </w:rPr>
+        <w:t>Hos. 12:2</w:t>
+      </w:r>
       <w:r>
         <w:rPr>
           <w:lang w:val="id_ID" w:bidi="id_ID"/>
         </w:rPr>
         <w:t>), dia mencoba berdamai dengan Asyur, tetapi dia ditangkap dan dipenjarakan (</w:t>
       </w:r>
-      <w:hyperlink r:id="rId138">
-        <w:r>
-          <w:rPr>
-            <w:lang w:val="id_ID" w:bidi="id_ID"/>
-          </w:rPr>
-          <w:rPr>
-            <w:color w:val="0000EE"/>
-            <w:u w:val="single"/>
-          </w:rPr>
-          <w:t>2 Raj 17:4</w:t>
-        </w:r>
-      </w:hyperlink>
+      <w:r>
+        <w:rPr>
+          <w:lang w:val="id_ID" w:bidi="id_ID"/>
+        </w:rPr>
+        <w:t>2 Raj 17:4</w:t>
+      </w:r>
       <w:r>
         <w:rPr>
           <w:lang w:val="id_ID" w:bidi="id_ID"/>
@@ -10235,18 +9281,12 @@
         </w:rPr>
         <w:t xml:space="preserve">) merujuk pada alam orang mati (lihat </w:t>
       </w:r>
-      <w:hyperlink r:id="rId157">
-        <w:r>
-          <w:rPr>
-            <w:lang w:val="id_ID" w:bidi="id_ID"/>
-          </w:rPr>
-          <w:rPr>
-            <w:color w:val="0000EE"/>
-            <w:u w:val="single"/>
-          </w:rPr>
-          <w:t>Ayub 3:11–19</w:t>
-        </w:r>
-      </w:hyperlink>
+      <w:r>
+        <w:rPr>
+          <w:lang w:val="id_ID" w:bidi="id_ID"/>
+        </w:rPr>
+        <w:t>Ayub 3:11–19</w:t>
+      </w:r>
       <w:r>
         <w:rPr>
           <w:lang w:val="id_ID" w:bidi="id_ID"/>
@@ -10313,54 +9353,36 @@
         </w:rPr>
         <w:t>Pada tahun 722 SM, Asyur menaklukkan Samaria, ibu kota kerajaan Israel utara (</w:t>
       </w:r>
-      <w:hyperlink r:id="rId158">
-        <w:r>
-          <w:rPr>
-            <w:lang w:val="id_ID" w:bidi="id_ID"/>
-          </w:rPr>
-          <w:rPr>
-            <w:color w:val="0000EE"/>
-            <w:u w:val="single"/>
-          </w:rPr>
-          <w:t>2 Raj 17:5–6</w:t>
-        </w:r>
-      </w:hyperlink>
+      <w:r>
+        <w:rPr>
+          <w:lang w:val="id_ID" w:bidi="id_ID"/>
+        </w:rPr>
+        <w:t>2 Raj 17:5–6</w:t>
+      </w:r>
       <w:r>
         <w:rPr>
           <w:lang w:val="id_ID" w:bidi="id_ID"/>
         </w:rPr>
         <w:t xml:space="preserve">). Ribuan orang tewas selama pengepungan yang berlangsung tiga tahun, dan ribuan lainnya diangkut ke pembuangan ke negeri lain. Hal ini terjadi karena mereka memberontak melawan Allah mereka. • Praktik mengerikan membunuh wanita hamil juga disebutkan dalam </w:t>
       </w:r>
-      <w:hyperlink r:id="rId159">
-        <w:r>
-          <w:rPr>
-            <w:lang w:val="id_ID" w:bidi="id_ID"/>
-          </w:rPr>
-          <w:rPr>
-            <w:color w:val="0000EE"/>
-            <w:u w:val="single"/>
-          </w:rPr>
-          <w:t>Amos 1:13</w:t>
-        </w:r>
-      </w:hyperlink>
+      <w:r>
+        <w:rPr>
+          <w:lang w:val="id_ID" w:bidi="id_ID"/>
+        </w:rPr>
+        <w:t>Amos 1:13</w:t>
+      </w:r>
       <w:r>
         <w:rPr>
           <w:lang w:val="id_ID" w:bidi="id_ID"/>
         </w:rPr>
         <w:t xml:space="preserve"> dan </w:t>
       </w:r>
-      <w:hyperlink r:id="rId160">
-        <w:r>
-          <w:rPr>
-            <w:lang w:val="id_ID" w:bidi="id_ID"/>
-          </w:rPr>
-          <w:rPr>
-            <w:color w:val="0000EE"/>
-            <w:u w:val="single"/>
-          </w:rPr>
-          <w:t>2 Raj. 15:16</w:t>
-        </w:r>
-      </w:hyperlink>
+      <w:r>
+        <w:rPr>
+          <w:lang w:val="id_ID" w:bidi="id_ID"/>
+        </w:rPr>
+        <w:t>2 Raj. 15:16</w:t>
+      </w:r>
       <w:r>
         <w:rPr>
           <w:lang w:val="id_ID" w:bidi="id_ID"/>
@@ -10463,18 +9485,12 @@
         </w:rPr>
         <w:t xml:space="preserve">Hosea menyusun model doa pengakuan dosa untuk membantu orang-orang kembali kepada Tuhan. Para nabi Allah tidak hanya turut merasakan kemurkaan Allah atas pemberontakan Israel; mereka juga menempatkan diri bersama orang-orang dalam kondisi mereka yang hancur (lihat juga </w:t>
       </w:r>
-      <w:hyperlink r:id="rId161">
-        <w:r>
-          <w:rPr>
-            <w:lang w:val="id_ID" w:bidi="id_ID"/>
-          </w:rPr>
-          <w:rPr>
-            <w:color w:val="0000EE"/>
-            <w:u w:val="single"/>
-          </w:rPr>
-          <w:t>Dan. 9:4–19</w:t>
-        </w:r>
-      </w:hyperlink>
+      <w:r>
+        <w:rPr>
+          <w:lang w:val="id_ID" w:bidi="id_ID"/>
+        </w:rPr>
+        <w:t>Dan. 9:4–19</w:t>
+      </w:r>
       <w:r>
         <w:rPr>
           <w:lang w:val="id_ID" w:bidi="id_ID"/>
@@ -10505,18 +9521,12 @@
         </w:rPr>
         <w:t xml:space="preserve">: Kecenderungan Israel adalah mempersembahkan korban binatang untuk menebus dosa, tetapi Tuhan telah menjelaskan bahwa korban bukanlah solusinya (lihat </w:t>
       </w:r>
-      <w:hyperlink r:id="rId99">
-        <w:r>
-          <w:rPr>
-            <w:lang w:val="id_ID" w:bidi="id_ID"/>
-          </w:rPr>
-          <w:rPr>
-            <w:color w:val="0000EE"/>
-            <w:u w:val="single"/>
-          </w:rPr>
-          <w:t>Hos. 6:6</w:t>
-        </w:r>
-      </w:hyperlink>
+      <w:r>
+        <w:rPr>
+          <w:lang w:val="id_ID" w:bidi="id_ID"/>
+        </w:rPr>
+        <w:t>Hos. 6:6</w:t>
+      </w:r>
       <w:r>
         <w:rPr>
           <w:lang w:val="id_ID" w:bidi="id_ID"/>
@@ -10571,30 +9581,18 @@
         </w:rPr>
         <w:t>Bangsa Israel harus melepaskan ketergantungan mereka pada berhala, perjanjian dengan orang asing, dan kekuatan militer mereka sendiri. Meskipun mereka adalah anak-anak Allah (</w:t>
       </w:r>
-      <w:hyperlink r:id="rId156">
-        <w:r>
-          <w:rPr>
-            <w:lang w:val="id_ID" w:bidi="id_ID"/>
-          </w:rPr>
-          <w:rPr>
-            <w:color w:val="0000EE"/>
-            <w:u w:val="single"/>
-          </w:rPr>
-          <w:t xml:space="preserve">Hos. </w:t>
-        </w:r>
-      </w:hyperlink>
-      <w:hyperlink r:id="rId162">
-        <w:r>
-          <w:rPr>
-            <w:lang w:val="id_ID" w:bidi="id_ID"/>
-          </w:rPr>
-          <w:rPr>
-            <w:color w:val="0000EE"/>
-            <w:u w:val="single"/>
-          </w:rPr>
-          <w:t>11:1</w:t>
-        </w:r>
-      </w:hyperlink>
+      <w:r>
+        <w:rPr>
+          <w:lang w:val="id_ID" w:bidi="id_ID"/>
+        </w:rPr>
+        <w:t xml:space="preserve">Hos. </w:t>
+      </w:r>
+      <w:r>
+        <w:rPr>
+          <w:lang w:val="id_ID" w:bidi="id_ID"/>
+        </w:rPr>
+        <w:t>11:1</w:t>
+      </w:r>
       <w:r>
         <w:rPr>
           <w:lang w:val="id_ID" w:bidi="id_ID"/>
@@ -10655,18 +9653,12 @@
         </w:rPr>
         <w:t>: Pemulihan dari Allah adalah satu-satunya solusi untuk penyakit dosa. Tuhan menyembuhkan semua penyakit kita, baik fisik maupun rohani (</w:t>
       </w:r>
-      <w:hyperlink r:id="rId163">
-        <w:r>
-          <w:rPr>
-            <w:lang w:val="id_ID" w:bidi="id_ID"/>
-          </w:rPr>
-          <w:rPr>
-            <w:color w:val="0000EE"/>
-            <w:u w:val="single"/>
-          </w:rPr>
-          <w:t>Mzm. 103:3</w:t>
-        </w:r>
-      </w:hyperlink>
+      <w:r>
+        <w:rPr>
+          <w:lang w:val="id_ID" w:bidi="id_ID"/>
+        </w:rPr>
+        <w:t>Mzm. 103:3</w:t>
+      </w:r>
       <w:r>
         <w:rPr>
           <w:lang w:val="id_ID" w:bidi="id_ID"/>
@@ -10727,54 +9719,36 @@
         </w:rPr>
         <w:t>: Dalam iklim setengah-gurun di Israel, embun adalah sumber kelembapan yang memberikan kehidupan penting (</w:t>
       </w:r>
-      <w:hyperlink r:id="rId164">
-        <w:r>
-          <w:rPr>
-            <w:lang w:val="id_ID" w:bidi="id_ID"/>
-          </w:rPr>
-          <w:rPr>
-            <w:color w:val="0000EE"/>
-            <w:u w:val="single"/>
-          </w:rPr>
-          <w:t>Kej. 27:28</w:t>
-        </w:r>
-      </w:hyperlink>
+      <w:r>
+        <w:rPr>
+          <w:lang w:val="id_ID" w:bidi="id_ID"/>
+        </w:rPr>
+        <w:t>Kej. 27:28</w:t>
+      </w:r>
       <w:r>
         <w:rPr>
           <w:lang w:val="id_ID" w:bidi="id_ID"/>
         </w:rPr>
         <w:t xml:space="preserve">; </w:t>
       </w:r>
-      <w:hyperlink r:id="rId165">
-        <w:r>
-          <w:rPr>
-            <w:lang w:val="id_ID" w:bidi="id_ID"/>
-          </w:rPr>
-          <w:rPr>
-            <w:color w:val="0000EE"/>
-            <w:u w:val="single"/>
-          </w:rPr>
-          <w:t>Ul. 33:28</w:t>
-        </w:r>
-      </w:hyperlink>
+      <w:r>
+        <w:rPr>
+          <w:lang w:val="id_ID" w:bidi="id_ID"/>
+        </w:rPr>
+        <w:t>Ul. 33:28</w:t>
+      </w:r>
       <w:r>
         <w:rPr>
           <w:lang w:val="id_ID" w:bidi="id_ID"/>
         </w:rPr>
         <w:t>). • akan menjulurkan akar-akar: Ketika Israel hidup setia pada perjanjian mereka dengan Tuhan, mereka akan menjadi kokoh dan stabil seperti pohon hawar yang tinggi besar di Libanon (</w:t>
       </w:r>
-      <w:hyperlink r:id="rId166">
-        <w:r>
-          <w:rPr>
-            <w:lang w:val="id_ID" w:bidi="id_ID"/>
-          </w:rPr>
-          <w:rPr>
-            <w:color w:val="0000EE"/>
-            <w:u w:val="single"/>
-          </w:rPr>
-          <w:t>Mzm 92:12</w:t>
-        </w:r>
-      </w:hyperlink>
+      <w:r>
+        <w:rPr>
+          <w:lang w:val="id_ID" w:bidi="id_ID"/>
+        </w:rPr>
+        <w:t>Mzm 92:12</w:t>
+      </w:r>
       <w:r>
         <w:rPr>
           <w:lang w:val="id_ID" w:bidi="id_ID"/>
@@ -10877,36 +9851,24 @@
         </w:rPr>
         <w:t>diam dalam naunganku: Tempat yang aman dan menenangkan (</w:t>
       </w:r>
-      <w:hyperlink r:id="rId167">
-        <w:r>
-          <w:rPr>
-            <w:lang w:val="id_ID" w:bidi="id_ID"/>
-          </w:rPr>
-          <w:rPr>
-            <w:color w:val="0000EE"/>
-            <w:u w:val="single"/>
-          </w:rPr>
-          <w:t>Mzm. 91:1</w:t>
-        </w:r>
-      </w:hyperlink>
+      <w:r>
+        <w:rPr>
+          <w:lang w:val="id_ID" w:bidi="id_ID"/>
+        </w:rPr>
+        <w:t>Mzm. 91:1</w:t>
+      </w:r>
       <w:r>
         <w:rPr>
           <w:lang w:val="id_ID" w:bidi="id_ID"/>
         </w:rPr>
         <w:t xml:space="preserve">; </w:t>
       </w:r>
-      <w:hyperlink r:id="rId168">
-        <w:r>
-          <w:rPr>
-            <w:lang w:val="id_ID" w:bidi="id_ID"/>
-          </w:rPr>
-          <w:rPr>
-            <w:color w:val="0000EE"/>
-            <w:u w:val="single"/>
-          </w:rPr>
-          <w:t>Yes. 25:4</w:t>
-        </w:r>
-      </w:hyperlink>
+      <w:r>
+        <w:rPr>
+          <w:lang w:val="id_ID" w:bidi="id_ID"/>
+        </w:rPr>
+        <w:t>Yes. 25:4</w:t>
+      </w:r>
       <w:r>
         <w:rPr>
           <w:lang w:val="id_ID" w:bidi="id_ID"/>
